--- a/docs/with-mco-with-fine-tuning.docx
+++ b/docs/with-mco-with-fine-tuning.docx
@@ -516,55 +516,91 @@
           <w:tcPr>
             <w:tcW w:w="1283" w:type="dxa"/>
           </w:tcPr>
-          <w:p/>
+          <w:p>
+            <w:r>
+              <w:t>71.84</w:t>
+            </w:r>
+          </w:p>
         </w:tc>
         <w:tc>
           <w:tcPr>
             <w:tcW w:w="1183" w:type="dxa"/>
           </w:tcPr>
-          <w:p/>
+          <w:p>
+            <w:r>
+              <w:t>8.96</w:t>
+            </w:r>
+          </w:p>
         </w:tc>
         <w:tc>
           <w:tcPr>
             <w:tcW w:w="1207" w:type="dxa"/>
           </w:tcPr>
-          <w:p/>
+          <w:p>
+            <w:r>
+              <w:t>8.55</w:t>
+            </w:r>
+          </w:p>
         </w:tc>
         <w:tc>
           <w:tcPr>
             <w:tcW w:w="1240" w:type="dxa"/>
           </w:tcPr>
-          <w:p/>
-        </w:tc>
-        <w:tc>
-          <w:tcPr>
-            <w:tcW w:w="1390" w:type="dxa"/>
-          </w:tcPr>
-          <w:p/>
-        </w:tc>
-        <w:tc>
-          <w:tcPr>
-            <w:tcW w:w="1390" w:type="dxa"/>
-          </w:tcPr>
-          <w:p/>
+          <w:p>
+            <w:r>
+              <w:t>10.66</w:t>
+            </w:r>
+          </w:p>
+        </w:tc>
+        <w:tc>
+          <w:tcPr>
+            <w:tcW w:w="1390" w:type="dxa"/>
+          </w:tcPr>
+          <w:p>
+            <w:r>
+              <w:t>105,421</w:t>
+            </w:r>
+          </w:p>
+        </w:tc>
+        <w:tc>
+          <w:tcPr>
+            <w:tcW w:w="1390" w:type="dxa"/>
+          </w:tcPr>
+          <w:p>
+            <w:r>
+              <w:t>131,404</w:t>
+            </w:r>
+          </w:p>
         </w:tc>
         <w:tc>
           <w:tcPr>
             <w:tcW w:w="1154" w:type="dxa"/>
           </w:tcPr>
-          <w:p/>
+          <w:p>
+            <w:r>
+              <w:t>0.6881</w:t>
+            </w:r>
+          </w:p>
         </w:tc>
         <w:tc>
           <w:tcPr>
             <w:tcW w:w="1545" w:type="dxa"/>
           </w:tcPr>
-          <w:p/>
+          <w:p>
+            <w:r>
+              <w:t>+46.22</w:t>
+            </w:r>
+          </w:p>
         </w:tc>
         <w:tc>
           <w:tcPr>
             <w:tcW w:w="2060" w:type="dxa"/>
           </w:tcPr>
-          <w:p/>
+          <w:p>
+            <w:r>
+              <w:t>+15.69</w:t>
+            </w:r>
+          </w:p>
         </w:tc>
       </w:tr>
       <w:tr>
@@ -582,55 +618,91 @@
           <w:tcPr>
             <w:tcW w:w="1283" w:type="dxa"/>
           </w:tcPr>
-          <w:p/>
+          <w:p>
+            <w:r>
+              <w:t>70.66</w:t>
+            </w:r>
+          </w:p>
         </w:tc>
         <w:tc>
           <w:tcPr>
             <w:tcW w:w="1183" w:type="dxa"/>
           </w:tcPr>
-          <w:p/>
+          <w:p>
+            <w:r>
+              <w:t>9.29</w:t>
+            </w:r>
+          </w:p>
         </w:tc>
         <w:tc>
           <w:tcPr>
             <w:tcW w:w="1207" w:type="dxa"/>
           </w:tcPr>
-          <w:p/>
+          <w:p>
+            <w:r>
+              <w:t>9.01</w:t>
+            </w:r>
+          </w:p>
         </w:tc>
         <w:tc>
           <w:tcPr>
             <w:tcW w:w="1240" w:type="dxa"/>
           </w:tcPr>
-          <w:p/>
-        </w:tc>
-        <w:tc>
-          <w:tcPr>
-            <w:tcW w:w="1390" w:type="dxa"/>
-          </w:tcPr>
-          <w:p/>
-        </w:tc>
-        <w:tc>
-          <w:tcPr>
-            <w:tcW w:w="1390" w:type="dxa"/>
-          </w:tcPr>
-          <w:p/>
+          <w:p>
+            <w:r>
+              <w:t>11.03</w:t>
+            </w:r>
+          </w:p>
+        </w:tc>
+        <w:tc>
+          <w:tcPr>
+            <w:tcW w:w="1390" w:type="dxa"/>
+          </w:tcPr>
+          <w:p>
+            <w:r>
+              <w:t>111,167</w:t>
+            </w:r>
+          </w:p>
+        </w:tc>
+        <w:tc>
+          <w:tcPr>
+            <w:tcW w:w="1390" w:type="dxa"/>
+          </w:tcPr>
+          <w:p>
+            <w:r>
+              <w:t>135,981</w:t>
+            </w:r>
+          </w:p>
         </w:tc>
         <w:tc>
           <w:tcPr>
             <w:tcW w:w="1154" w:type="dxa"/>
           </w:tcPr>
-          <w:p/>
+          <w:p>
+            <w:r>
+              <w:t>0.6660</w:t>
+            </w:r>
+          </w:p>
         </w:tc>
         <w:tc>
           <w:tcPr>
             <w:tcW w:w="1545" w:type="dxa"/>
           </w:tcPr>
-          <w:p/>
+          <w:p>
+            <w:r>
+              <w:t>+45.05</w:t>
+            </w:r>
+          </w:p>
         </w:tc>
         <w:tc>
           <w:tcPr>
             <w:tcW w:w="2060" w:type="dxa"/>
           </w:tcPr>
-          <w:p/>
+          <w:p>
+            <w:r>
+              <w:t>+15.35</w:t>
+            </w:r>
+          </w:p>
         </w:tc>
       </w:tr>
       <w:tr>
@@ -648,55 +720,91 @@
           <w:tcPr>
             <w:tcW w:w="1283" w:type="dxa"/>
           </w:tcPr>
-          <w:p/>
+          <w:p>
+            <w:r>
+              <w:t>61.75</w:t>
+            </w:r>
+          </w:p>
         </w:tc>
         <w:tc>
           <w:tcPr>
             <w:tcW w:w="1183" w:type="dxa"/>
           </w:tcPr>
-          <w:p/>
+          <w:p>
+            <w:r>
+              <w:t>12.11</w:t>
+            </w:r>
+          </w:p>
         </w:tc>
         <w:tc>
           <w:tcPr>
             <w:tcW w:w="1207" w:type="dxa"/>
           </w:tcPr>
-          <w:p/>
+          <w:p>
+            <w:r>
+              <w:t>12.28</w:t>
+            </w:r>
+          </w:p>
         </w:tc>
         <w:tc>
           <w:tcPr>
             <w:tcW w:w="1240" w:type="dxa"/>
           </w:tcPr>
-          <w:p/>
-        </w:tc>
-        <w:tc>
-          <w:tcPr>
-            <w:tcW w:w="1390" w:type="dxa"/>
-          </w:tcPr>
-          <w:p/>
-        </w:tc>
-        <w:tc>
-          <w:tcPr>
-            <w:tcW w:w="1390" w:type="dxa"/>
-          </w:tcPr>
-          <w:p/>
+          <w:p>
+            <w:r>
+              <w:t>13.87</w:t>
+            </w:r>
+          </w:p>
+        </w:tc>
+        <w:tc>
+          <w:tcPr>
+            <w:tcW w:w="1390" w:type="dxa"/>
+          </w:tcPr>
+          <w:p>
+            <w:r>
+              <w:t>151,387</w:t>
+            </w:r>
+          </w:p>
+        </w:tc>
+        <w:tc>
+          <w:tcPr>
+            <w:tcW w:w="1390" w:type="dxa"/>
+          </w:tcPr>
+          <w:p>
+            <w:r>
+              <w:t>170,989</w:t>
+            </w:r>
+          </w:p>
         </w:tc>
         <w:tc>
           <w:tcPr>
             <w:tcW w:w="1154" w:type="dxa"/>
           </w:tcPr>
-          <w:p/>
+          <w:p>
+            <w:r>
+              <w:t>0.4719</w:t>
+            </w:r>
+          </w:p>
         </w:tc>
         <w:tc>
           <w:tcPr>
             <w:tcW w:w="1545" w:type="dxa"/>
           </w:tcPr>
-          <w:p/>
+          <w:p>
+            <w:r>
+              <w:t>+36.13</w:t>
+            </w:r>
+          </w:p>
         </w:tc>
         <w:tc>
           <w:tcPr>
             <w:tcW w:w="2060" w:type="dxa"/>
           </w:tcPr>
-          <w:p/>
+          <w:p>
+            <w:r>
+              <w:t>+12.54</w:t>
+            </w:r>
+          </w:p>
         </w:tc>
       </w:tr>
       <w:tr>
@@ -714,55 +822,91 @@
           <w:tcPr>
             <w:tcW w:w="1283" w:type="dxa"/>
           </w:tcPr>
-          <w:p/>
+          <w:p>
+            <w:r>
+              <w:t>72.00</w:t>
+            </w:r>
+          </w:p>
         </w:tc>
         <w:tc>
           <w:tcPr>
             <w:tcW w:w="1183" w:type="dxa"/>
           </w:tcPr>
-          <w:p/>
+          <w:p>
+            <w:r>
+              <w:t>8.76</w:t>
+            </w:r>
+          </w:p>
         </w:tc>
         <w:tc>
           <w:tcPr>
             <w:tcW w:w="1207" w:type="dxa"/>
           </w:tcPr>
-          <w:p/>
+          <w:p>
+            <w:r>
+              <w:t>8.17</w:t>
+            </w:r>
+          </w:p>
         </w:tc>
         <w:tc>
           <w:tcPr>
             <w:tcW w:w="1240" w:type="dxa"/>
           </w:tcPr>
-          <w:p/>
-        </w:tc>
-        <w:tc>
-          <w:tcPr>
-            <w:tcW w:w="1390" w:type="dxa"/>
-          </w:tcPr>
-          <w:p/>
-        </w:tc>
-        <w:tc>
-          <w:tcPr>
-            <w:tcW w:w="1390" w:type="dxa"/>
-          </w:tcPr>
-          <w:p/>
+          <w:p>
+            <w:r>
+              <w:t>11.06</w:t>
+            </w:r>
+          </w:p>
+        </w:tc>
+        <w:tc>
+          <w:tcPr>
+            <w:tcW w:w="1390" w:type="dxa"/>
+          </w:tcPr>
+          <w:p>
+            <w:r>
+              <w:t>100,763</w:t>
+            </w:r>
+          </w:p>
+        </w:tc>
+        <w:tc>
+          <w:tcPr>
+            <w:tcW w:w="1390" w:type="dxa"/>
+          </w:tcPr>
+          <w:p>
+            <w:r>
+              <w:t>136,434</w:t>
+            </w:r>
+          </w:p>
         </w:tc>
         <w:tc>
           <w:tcPr>
             <w:tcW w:w="1154" w:type="dxa"/>
           </w:tcPr>
-          <w:p/>
+          <w:p>
+            <w:r>
+              <w:t>0.6637</w:t>
+            </w:r>
+          </w:p>
         </w:tc>
         <w:tc>
           <w:tcPr>
             <w:tcW w:w="1545" w:type="dxa"/>
           </w:tcPr>
-          <w:p/>
+          <w:p>
+            <w:r>
+              <w:t>+46.39</w:t>
+            </w:r>
+          </w:p>
         </w:tc>
         <w:tc>
           <w:tcPr>
             <w:tcW w:w="2060" w:type="dxa"/>
           </w:tcPr>
-          <w:p/>
+          <w:p>
+            <w:r>
+              <w:t>+15.89</w:t>
+            </w:r>
+          </w:p>
         </w:tc>
       </w:tr>
       <w:tr>
@@ -780,55 +924,91 @@
           <w:tcPr>
             <w:tcW w:w="1283" w:type="dxa"/>
           </w:tcPr>
-          <w:p/>
+          <w:p>
+            <w:r>
+              <w:t>67.30</w:t>
+            </w:r>
+          </w:p>
         </w:tc>
         <w:tc>
           <w:tcPr>
             <w:tcW w:w="1183" w:type="dxa"/>
           </w:tcPr>
-          <w:p/>
+          <w:p>
+            <w:r>
+              <w:t>10.26</w:t>
+            </w:r>
+          </w:p>
         </w:tc>
         <w:tc>
           <w:tcPr>
             <w:tcW w:w="1207" w:type="dxa"/>
           </w:tcPr>
-          <w:p/>
+          <w:p>
+            <w:r>
+              <w:t>10.26</w:t>
+            </w:r>
+          </w:p>
         </w:tc>
         <w:tc>
           <w:tcPr>
             <w:tcW w:w="1240" w:type="dxa"/>
           </w:tcPr>
-          <w:p/>
-        </w:tc>
-        <w:tc>
-          <w:tcPr>
-            <w:tcW w:w="1390" w:type="dxa"/>
-          </w:tcPr>
-          <w:p/>
-        </w:tc>
-        <w:tc>
-          <w:tcPr>
-            <w:tcW w:w="1390" w:type="dxa"/>
-          </w:tcPr>
-          <w:p/>
+          <w:p>
+            <w:r>
+              <w:t>12.18</w:t>
+            </w:r>
+          </w:p>
+        </w:tc>
+        <w:tc>
+          <w:tcPr>
+            <w:tcW w:w="1390" w:type="dxa"/>
+          </w:tcPr>
+          <w:p>
+            <w:r>
+              <w:t>126,532</w:t>
+            </w:r>
+          </w:p>
+        </w:tc>
+        <w:tc>
+          <w:tcPr>
+            <w:tcW w:w="1390" w:type="dxa"/>
+          </w:tcPr>
+          <w:p>
+            <w:r>
+              <w:t>150,165</w:t>
+            </w:r>
+          </w:p>
         </w:tc>
         <w:tc>
           <w:tcPr>
             <w:tcW w:w="1154" w:type="dxa"/>
           </w:tcPr>
-          <w:p/>
+          <w:p>
+            <w:r>
+              <w:t>0.5927</w:t>
+            </w:r>
+          </w:p>
         </w:tc>
         <w:tc>
           <w:tcPr>
             <w:tcW w:w="1545" w:type="dxa"/>
           </w:tcPr>
-          <w:p/>
+          <w:p>
+            <w:r>
+              <w:t>+41.68</w:t>
+            </w:r>
+          </w:p>
         </w:tc>
         <w:tc>
           <w:tcPr>
             <w:tcW w:w="2060" w:type="dxa"/>
           </w:tcPr>
-          <w:p/>
+          <w:p>
+            <w:r>
+              <w:t>+14.38</w:t>
+            </w:r>
+          </w:p>
         </w:tc>
       </w:tr>
       <w:tr>
@@ -846,55 +1026,91 @@
           <w:tcPr>
             <w:tcW w:w="1283" w:type="dxa"/>
           </w:tcPr>
-          <w:p/>
+          <w:p>
+            <w:r>
+              <w:t>67.53</w:t>
+            </w:r>
+          </w:p>
         </w:tc>
         <w:tc>
           <w:tcPr>
             <w:tcW w:w="1183" w:type="dxa"/>
           </w:tcPr>
-          <w:p/>
+          <w:p>
+            <w:r>
+              <w:t>10.22</w:t>
+            </w:r>
+          </w:p>
         </w:tc>
         <w:tc>
           <w:tcPr>
             <w:tcW w:w="1207" w:type="dxa"/>
           </w:tcPr>
-          <w:p/>
+          <w:p>
+            <w:r>
+              <w:t>10.20</w:t>
+            </w:r>
+          </w:p>
         </w:tc>
         <w:tc>
           <w:tcPr>
             <w:tcW w:w="1240" w:type="dxa"/>
           </w:tcPr>
-          <w:p/>
-        </w:tc>
-        <w:tc>
-          <w:tcPr>
-            <w:tcW w:w="1390" w:type="dxa"/>
-          </w:tcPr>
-          <w:p/>
-        </w:tc>
-        <w:tc>
-          <w:tcPr>
-            <w:tcW w:w="1390" w:type="dxa"/>
-          </w:tcPr>
-          <w:p/>
+          <w:p>
+            <w:r>
+              <w:t>12.05</w:t>
+            </w:r>
+          </w:p>
+        </w:tc>
+        <w:tc>
+          <w:tcPr>
+            <w:tcW w:w="1390" w:type="dxa"/>
+          </w:tcPr>
+          <w:p>
+            <w:r>
+              <w:t>125,837</w:t>
+            </w:r>
+          </w:p>
+        </w:tc>
+        <w:tc>
+          <w:tcPr>
+            <w:tcW w:w="1390" w:type="dxa"/>
+          </w:tcPr>
+          <w:p>
+            <w:r>
+              <w:t>148,570</w:t>
+            </w:r>
+          </w:p>
         </w:tc>
         <w:tc>
           <w:tcPr>
             <w:tcW w:w="1154" w:type="dxa"/>
           </w:tcPr>
-          <w:p/>
+          <w:p>
+            <w:r>
+              <w:t>0.6013</w:t>
+            </w:r>
+          </w:p>
         </w:tc>
         <w:tc>
           <w:tcPr>
             <w:tcW w:w="1545" w:type="dxa"/>
           </w:tcPr>
-          <w:p/>
+          <w:p>
+            <w:r>
+              <w:t>+41.91</w:t>
+            </w:r>
+          </w:p>
         </w:tc>
         <w:tc>
           <w:tcPr>
             <w:tcW w:w="2060" w:type="dxa"/>
           </w:tcPr>
-          <w:p/>
+          <w:p>
+            <w:r>
+              <w:t>+14.43</w:t>
+            </w:r>
+          </w:p>
         </w:tc>
       </w:tr>
       <w:tr>
@@ -912,55 +1128,91 @@
           <w:tcPr>
             <w:tcW w:w="1283" w:type="dxa"/>
           </w:tcPr>
-          <w:p/>
+          <w:p>
+            <w:r>
+              <w:t>75.05</w:t>
+            </w:r>
+          </w:p>
         </w:tc>
         <w:tc>
           <w:tcPr>
             <w:tcW w:w="1183" w:type="dxa"/>
           </w:tcPr>
-          <w:p/>
+          <w:p>
+            <w:r>
+              <w:t>7.93</w:t>
+            </w:r>
+          </w:p>
         </w:tc>
         <w:tc>
           <w:tcPr>
             <w:tcW w:w="1207" w:type="dxa"/>
           </w:tcPr>
-          <w:p/>
+          <w:p>
+            <w:r>
+              <w:t>7.05</w:t>
+            </w:r>
+          </w:p>
         </w:tc>
         <w:tc>
           <w:tcPr>
             <w:tcW w:w="1240" w:type="dxa"/>
           </w:tcPr>
-          <w:p/>
-        </w:tc>
-        <w:tc>
-          <w:tcPr>
-            <w:tcW w:w="1390" w:type="dxa"/>
-          </w:tcPr>
-          <w:p/>
-        </w:tc>
-        <w:tc>
-          <w:tcPr>
-            <w:tcW w:w="1390" w:type="dxa"/>
-          </w:tcPr>
-          <w:p/>
+          <w:p>
+            <w:r>
+              <w:t>9.98</w:t>
+            </w:r>
+          </w:p>
+        </w:tc>
+        <w:tc>
+          <w:tcPr>
+            <w:tcW w:w="1390" w:type="dxa"/>
+          </w:tcPr>
+          <w:p>
+            <w:r>
+              <w:t>86,892</w:t>
+            </w:r>
+          </w:p>
+        </w:tc>
+        <w:tc>
+          <w:tcPr>
+            <w:tcW w:w="1390" w:type="dxa"/>
+          </w:tcPr>
+          <w:p>
+            <w:r>
+              <w:t>123,067</w:t>
+            </w:r>
+          </w:p>
         </w:tc>
         <w:tc>
           <w:tcPr>
             <w:tcW w:w="1154" w:type="dxa"/>
           </w:tcPr>
-          <w:p/>
+          <w:p>
+            <w:r>
+              <w:t>0.7264</w:t>
+            </w:r>
+          </w:p>
         </w:tc>
         <w:tc>
           <w:tcPr>
             <w:tcW w:w="1545" w:type="dxa"/>
           </w:tcPr>
-          <w:p/>
+          <w:p>
+            <w:r>
+              <w:t>+49.43</w:t>
+            </w:r>
+          </w:p>
         </w:tc>
         <w:tc>
           <w:tcPr>
             <w:tcW w:w="2060" w:type="dxa"/>
           </w:tcPr>
-          <w:p/>
+          <w:p>
+            <w:r>
+              <w:t>+16.72</w:t>
+            </w:r>
+          </w:p>
         </w:tc>
       </w:tr>
     </w:tbl>
@@ -1452,55 +1704,91 @@
           <w:tcPr>
             <w:tcW w:w="1283" w:type="dxa"/>
           </w:tcPr>
-          <w:p/>
+          <w:p>
+            <w:r>
+              <w:t>53.79</w:t>
+            </w:r>
+          </w:p>
         </w:tc>
         <w:tc>
           <w:tcPr>
             <w:tcW w:w="1183" w:type="dxa"/>
           </w:tcPr>
-          <w:p/>
+          <w:p>
+            <w:r>
+              <w:t>14.42</w:t>
+            </w:r>
+          </w:p>
         </w:tc>
         <w:tc>
           <w:tcPr>
             <w:tcW w:w="1207" w:type="dxa"/>
           </w:tcPr>
-          <w:p/>
+          <w:p>
+            <w:r>
+              <w:t>14.96</w:t>
+            </w:r>
+          </w:p>
         </w:tc>
         <w:tc>
           <w:tcPr>
             <w:tcW w:w="1240" w:type="dxa"/>
           </w:tcPr>
-          <w:p/>
-        </w:tc>
-        <w:tc>
-          <w:tcPr>
-            <w:tcW w:w="1390" w:type="dxa"/>
-          </w:tcPr>
-          <w:p/>
-        </w:tc>
-        <w:tc>
-          <w:tcPr>
-            <w:tcW w:w="1390" w:type="dxa"/>
-          </w:tcPr>
-          <w:p/>
+          <w:p>
+            <w:r>
+              <w:t>16.84</w:t>
+            </w:r>
+          </w:p>
+        </w:tc>
+        <w:tc>
+          <w:tcPr>
+            <w:tcW w:w="1390" w:type="dxa"/>
+          </w:tcPr>
+          <w:p>
+            <w:r>
+              <w:t>184,451</w:t>
+            </w:r>
+          </w:p>
+        </w:tc>
+        <w:tc>
+          <w:tcPr>
+            <w:tcW w:w="1390" w:type="dxa"/>
+          </w:tcPr>
+          <w:p>
+            <w:r>
+              <w:t>207,637</w:t>
+            </w:r>
+          </w:p>
         </w:tc>
         <w:tc>
           <w:tcPr>
             <w:tcW w:w="1154" w:type="dxa"/>
           </w:tcPr>
-          <w:p/>
+          <w:p>
+            <w:r>
+              <w:t>0.2212</w:t>
+            </w:r>
+          </w:p>
         </w:tc>
         <w:tc>
           <w:tcPr>
             <w:tcW w:w="1545" w:type="dxa"/>
           </w:tcPr>
-          <w:p/>
+          <w:p>
+            <w:r>
+              <w:t>+28.17</w:t>
+            </w:r>
+          </w:p>
         </w:tc>
         <w:tc>
           <w:tcPr>
             <w:tcW w:w="2060" w:type="dxa"/>
           </w:tcPr>
-          <w:p/>
+          <w:p>
+            <w:r>
+              <w:t>+10.23</w:t>
+            </w:r>
+          </w:p>
         </w:tc>
       </w:tr>
       <w:tr>
@@ -1518,55 +1806,91 @@
           <w:tcPr>
             <w:tcW w:w="1283" w:type="dxa"/>
           </w:tcPr>
-          <w:p/>
+          <w:p>
+            <w:r>
+              <w:t>55.18</w:t>
+            </w:r>
+          </w:p>
         </w:tc>
         <w:tc>
           <w:tcPr>
             <w:tcW w:w="1183" w:type="dxa"/>
           </w:tcPr>
-          <w:p/>
+          <w:p>
+            <w:r>
+              <w:t>14.29</w:t>
+            </w:r>
+          </w:p>
         </w:tc>
         <w:tc>
           <w:tcPr>
             <w:tcW w:w="1207" w:type="dxa"/>
           </w:tcPr>
-          <w:p/>
+          <w:p>
+            <w:r>
+              <w:t>14.36</w:t>
+            </w:r>
+          </w:p>
         </w:tc>
         <w:tc>
           <w:tcPr>
             <w:tcW w:w="1240" w:type="dxa"/>
           </w:tcPr>
-          <w:p/>
-        </w:tc>
-        <w:tc>
-          <w:tcPr>
-            <w:tcW w:w="1390" w:type="dxa"/>
-          </w:tcPr>
-          <w:p/>
-        </w:tc>
-        <w:tc>
-          <w:tcPr>
-            <w:tcW w:w="1390" w:type="dxa"/>
-          </w:tcPr>
-          <w:p/>
+          <w:p>
+            <w:r>
+              <w:t>16.17</w:t>
+            </w:r>
+          </w:p>
+        </w:tc>
+        <w:tc>
+          <w:tcPr>
+            <w:tcW w:w="1390" w:type="dxa"/>
+          </w:tcPr>
+          <w:p>
+            <w:r>
+              <w:t>177,109</w:t>
+            </w:r>
+          </w:p>
+        </w:tc>
+        <w:tc>
+          <w:tcPr>
+            <w:tcW w:w="1390" w:type="dxa"/>
+          </w:tcPr>
+          <w:p>
+            <w:r>
+              <w:t>199,452</w:t>
+            </w:r>
+          </w:p>
         </w:tc>
         <w:tc>
           <w:tcPr>
             <w:tcW w:w="1154" w:type="dxa"/>
           </w:tcPr>
-          <w:p/>
+          <w:p>
+            <w:r>
+              <w:t>0.2814</w:t>
+            </w:r>
+          </w:p>
         </w:tc>
         <w:tc>
           <w:tcPr>
             <w:tcW w:w="1545" w:type="dxa"/>
           </w:tcPr>
-          <w:p/>
+          <w:p>
+            <w:r>
+              <w:t>+29.56</w:t>
+            </w:r>
+          </w:p>
         </w:tc>
         <w:tc>
           <w:tcPr>
             <w:tcW w:w="2060" w:type="dxa"/>
           </w:tcPr>
-          <w:p/>
+          <w:p>
+            <w:r>
+              <w:t>+10.36</w:t>
+            </w:r>
+          </w:p>
         </w:tc>
       </w:tr>
       <w:tr>
@@ -1584,55 +1908,91 @@
           <w:tcPr>
             <w:tcW w:w="1283" w:type="dxa"/>
           </w:tcPr>
-          <w:p/>
+          <w:p>
+            <w:r>
+              <w:t>63.62</w:t>
+            </w:r>
+          </w:p>
         </w:tc>
         <w:tc>
           <w:tcPr>
             <w:tcW w:w="1183" w:type="dxa"/>
           </w:tcPr>
-          <w:p/>
+          <w:p>
+            <w:r>
+              <w:t>11.53</w:t>
+            </w:r>
+          </w:p>
         </w:tc>
         <w:tc>
           <w:tcPr>
             <w:tcW w:w="1207" w:type="dxa"/>
           </w:tcPr>
-          <w:p/>
+          <w:p>
+            <w:r>
+              <w:t>11.23</w:t>
+            </w:r>
+          </w:p>
         </w:tc>
         <w:tc>
           <w:tcPr>
             <w:tcW w:w="1240" w:type="dxa"/>
           </w:tcPr>
-          <w:p/>
-        </w:tc>
-        <w:tc>
-          <w:tcPr>
-            <w:tcW w:w="1390" w:type="dxa"/>
-          </w:tcPr>
-          <w:p/>
-        </w:tc>
-        <w:tc>
-          <w:tcPr>
-            <w:tcW w:w="1390" w:type="dxa"/>
-          </w:tcPr>
-          <w:p/>
+          <w:p>
+            <w:r>
+              <w:t>13.62</w:t>
+            </w:r>
+          </w:p>
+        </w:tc>
+        <w:tc>
+          <w:tcPr>
+            <w:tcW w:w="1390" w:type="dxa"/>
+          </w:tcPr>
+          <w:p>
+            <w:r>
+              <w:t>138,496</w:t>
+            </w:r>
+          </w:p>
+        </w:tc>
+        <w:tc>
+          <w:tcPr>
+            <w:tcW w:w="1390" w:type="dxa"/>
+          </w:tcPr>
+          <w:p>
+            <w:r>
+              <w:t>167,971</w:t>
+            </w:r>
+          </w:p>
         </w:tc>
         <w:tc>
           <w:tcPr>
             <w:tcW w:w="1154" w:type="dxa"/>
           </w:tcPr>
-          <w:p/>
+          <w:p>
+            <w:r>
+              <w:t>0.4903</w:t>
+            </w:r>
+          </w:p>
         </w:tc>
         <w:tc>
           <w:tcPr>
             <w:tcW w:w="1545" w:type="dxa"/>
           </w:tcPr>
-          <w:p/>
+          <w:p>
+            <w:r>
+              <w:t>+38.01</w:t>
+            </w:r>
+          </w:p>
         </w:tc>
         <w:tc>
           <w:tcPr>
             <w:tcW w:w="2060" w:type="dxa"/>
           </w:tcPr>
-          <w:p/>
+          <w:p>
+            <w:r>
+              <w:t>+13.12</w:t>
+            </w:r>
+          </w:p>
         </w:tc>
       </w:tr>
       <w:tr>
@@ -1650,55 +2010,91 @@
           <w:tcPr>
             <w:tcW w:w="1283" w:type="dxa"/>
           </w:tcPr>
-          <w:p/>
+          <w:p>
+            <w:r>
+              <w:t>63.06</w:t>
+            </w:r>
+          </w:p>
         </w:tc>
         <w:tc>
           <w:tcPr>
             <w:tcW w:w="1183" w:type="dxa"/>
           </w:tcPr>
-          <w:p/>
+          <w:p>
+            <w:r>
+              <w:t>12.30</w:t>
+            </w:r>
+          </w:p>
         </w:tc>
         <w:tc>
           <w:tcPr>
             <w:tcW w:w="1207" w:type="dxa"/>
           </w:tcPr>
-          <w:p/>
+          <w:p>
+            <w:r>
+              <w:t>11.02</w:t>
+            </w:r>
+          </w:p>
         </w:tc>
         <w:tc>
           <w:tcPr>
             <w:tcW w:w="1240" w:type="dxa"/>
           </w:tcPr>
-          <w:p/>
-        </w:tc>
-        <w:tc>
-          <w:tcPr>
-            <w:tcW w:w="1390" w:type="dxa"/>
-          </w:tcPr>
-          <w:p/>
-        </w:tc>
-        <w:tc>
-          <w:tcPr>
-            <w:tcW w:w="1390" w:type="dxa"/>
-          </w:tcPr>
-          <w:p/>
+          <w:p>
+            <w:r>
+              <w:t>13.62</w:t>
+            </w:r>
+          </w:p>
+        </w:tc>
+        <w:tc>
+          <w:tcPr>
+            <w:tcW w:w="1390" w:type="dxa"/>
+          </w:tcPr>
+          <w:p>
+            <w:r>
+              <w:t>135,907</w:t>
+            </w:r>
+          </w:p>
+        </w:tc>
+        <w:tc>
+          <w:tcPr>
+            <w:tcW w:w="1390" w:type="dxa"/>
+          </w:tcPr>
+          <w:p>
+            <w:r>
+              <w:t>167,969</w:t>
+            </w:r>
+          </w:p>
         </w:tc>
         <w:tc>
           <w:tcPr>
             <w:tcW w:w="1154" w:type="dxa"/>
           </w:tcPr>
-          <w:p/>
+          <w:p>
+            <w:r>
+              <w:t>0.4903</w:t>
+            </w:r>
+          </w:p>
         </w:tc>
         <w:tc>
           <w:tcPr>
             <w:tcW w:w="1545" w:type="dxa"/>
           </w:tcPr>
-          <w:p/>
+          <w:p>
+            <w:r>
+              <w:t>+37.44</w:t>
+            </w:r>
+          </w:p>
         </w:tc>
         <w:tc>
           <w:tcPr>
             <w:tcW w:w="2060" w:type="dxa"/>
           </w:tcPr>
-          <w:p/>
+          <w:p>
+            <w:r>
+              <w:t>+12.35</w:t>
+            </w:r>
+          </w:p>
         </w:tc>
       </w:tr>
       <w:tr>
@@ -1716,55 +2112,91 @@
           <w:tcPr>
             <w:tcW w:w="1283" w:type="dxa"/>
           </w:tcPr>
-          <w:p/>
+          <w:p>
+            <w:r>
+              <w:t>59.77</w:t>
+            </w:r>
+          </w:p>
         </w:tc>
         <w:tc>
           <w:tcPr>
             <w:tcW w:w="1183" w:type="dxa"/>
           </w:tcPr>
-          <w:p/>
+          <w:p>
+            <w:r>
+              <w:t>13.25</w:t>
+            </w:r>
+          </w:p>
         </w:tc>
         <w:tc>
           <w:tcPr>
             <w:tcW w:w="1207" w:type="dxa"/>
           </w:tcPr>
-          <w:p/>
+          <w:p>
+            <w:r>
+              <w:t>12.46</w:t>
+            </w:r>
+          </w:p>
         </w:tc>
         <w:tc>
           <w:tcPr>
             <w:tcW w:w="1240" w:type="dxa"/>
           </w:tcPr>
-          <w:p/>
-        </w:tc>
-        <w:tc>
-          <w:tcPr>
-            <w:tcW w:w="1390" w:type="dxa"/>
-          </w:tcPr>
-          <w:p/>
-        </w:tc>
-        <w:tc>
-          <w:tcPr>
-            <w:tcW w:w="1390" w:type="dxa"/>
-          </w:tcPr>
-          <w:p/>
+          <w:p>
+            <w:r>
+              <w:t>14.52</w:t>
+            </w:r>
+          </w:p>
+        </w:tc>
+        <w:tc>
+          <w:tcPr>
+            <w:tcW w:w="1390" w:type="dxa"/>
+          </w:tcPr>
+          <w:p>
+            <w:r>
+              <w:t>153,661</w:t>
+            </w:r>
+          </w:p>
+        </w:tc>
+        <w:tc>
+          <w:tcPr>
+            <w:tcW w:w="1390" w:type="dxa"/>
+          </w:tcPr>
+          <w:p>
+            <w:r>
+              <w:t>179,039</w:t>
+            </w:r>
+          </w:p>
         </w:tc>
         <w:tc>
           <w:tcPr>
             <w:tcW w:w="1154" w:type="dxa"/>
           </w:tcPr>
-          <w:p/>
+          <w:p>
+            <w:r>
+              <w:t>0.4210</w:t>
+            </w:r>
+          </w:p>
         </w:tc>
         <w:tc>
           <w:tcPr>
             <w:tcW w:w="1545" w:type="dxa"/>
           </w:tcPr>
-          <w:p/>
+          <w:p>
+            <w:r>
+              <w:t>+34.15</w:t>
+            </w:r>
+          </w:p>
         </w:tc>
         <w:tc>
           <w:tcPr>
             <w:tcW w:w="2060" w:type="dxa"/>
           </w:tcPr>
-          <w:p/>
+          <w:p>
+            <w:r>
+              <w:t>+11.40</w:t>
+            </w:r>
+          </w:p>
         </w:tc>
       </w:tr>
     </w:tbl>
@@ -2251,55 +2683,91 @@
           <w:tcPr>
             <w:tcW w:w="1283" w:type="dxa"/>
           </w:tcPr>
-          <w:p/>
+          <w:p>
+            <w:r>
+              <w:t>60.50</w:t>
+            </w:r>
+          </w:p>
         </w:tc>
         <w:tc>
           <w:tcPr>
             <w:tcW w:w="1183" w:type="dxa"/>
           </w:tcPr>
-          <w:p/>
+          <w:p>
+            <w:r>
+              <w:t>12.63</w:t>
+            </w:r>
+          </w:p>
         </w:tc>
         <w:tc>
           <w:tcPr>
             <w:tcW w:w="1207" w:type="dxa"/>
           </w:tcPr>
-          <w:p/>
+          <w:p>
+            <w:r>
+              <w:t>12.50</w:t>
+            </w:r>
+          </w:p>
         </w:tc>
         <w:tc>
           <w:tcPr>
             <w:tcW w:w="1240" w:type="dxa"/>
           </w:tcPr>
-          <w:p/>
-        </w:tc>
-        <w:tc>
-          <w:tcPr>
-            <w:tcW w:w="1390" w:type="dxa"/>
-          </w:tcPr>
-          <w:p/>
-        </w:tc>
-        <w:tc>
-          <w:tcPr>
-            <w:tcW w:w="1390" w:type="dxa"/>
-          </w:tcPr>
-          <w:p/>
+          <w:p>
+            <w:r>
+              <w:t>14.37</w:t>
+            </w:r>
+          </w:p>
+        </w:tc>
+        <w:tc>
+          <w:tcPr>
+            <w:tcW w:w="1390" w:type="dxa"/>
+          </w:tcPr>
+          <w:p>
+            <w:r>
+              <w:t>154,102</w:t>
+            </w:r>
+          </w:p>
+        </w:tc>
+        <w:tc>
+          <w:tcPr>
+            <w:tcW w:w="1390" w:type="dxa"/>
+          </w:tcPr>
+          <w:p>
+            <w:r>
+              <w:t>177,240</w:t>
+            </w:r>
+          </w:p>
         </w:tc>
         <w:tc>
           <w:tcPr>
             <w:tcW w:w="1154" w:type="dxa"/>
           </w:tcPr>
-          <w:p/>
+          <w:p>
+            <w:r>
+              <w:t>0.4325</w:t>
+            </w:r>
+          </w:p>
         </w:tc>
         <w:tc>
           <w:tcPr>
             <w:tcW w:w="1545" w:type="dxa"/>
           </w:tcPr>
-          <w:p/>
+          <w:p>
+            <w:r>
+              <w:t>+34.89</w:t>
+            </w:r>
+          </w:p>
         </w:tc>
         <w:tc>
           <w:tcPr>
             <w:tcW w:w="2060" w:type="dxa"/>
           </w:tcPr>
-          <w:p/>
+          <w:p>
+            <w:r>
+              <w:t>+12.02</w:t>
+            </w:r>
+          </w:p>
         </w:tc>
       </w:tr>
       <w:tr>
@@ -2317,55 +2785,91 @@
           <w:tcPr>
             <w:tcW w:w="1283" w:type="dxa"/>
           </w:tcPr>
-          <w:p/>
+          <w:p>
+            <w:r>
+              <w:t>66.40</w:t>
+            </w:r>
+          </w:p>
         </w:tc>
         <w:tc>
           <w:tcPr>
             <w:tcW w:w="1183" w:type="dxa"/>
           </w:tcPr>
-          <w:p/>
+          <w:p>
+            <w:r>
+              <w:t>10.75</w:t>
+            </w:r>
+          </w:p>
         </w:tc>
         <w:tc>
           <w:tcPr>
             <w:tcW w:w="1207" w:type="dxa"/>
           </w:tcPr>
-          <w:p/>
+          <w:p>
+            <w:r>
+              <w:t>10.40</w:t>
+            </w:r>
+          </w:p>
         </w:tc>
         <w:tc>
           <w:tcPr>
             <w:tcW w:w="1240" w:type="dxa"/>
           </w:tcPr>
-          <w:p/>
-        </w:tc>
-        <w:tc>
-          <w:tcPr>
-            <w:tcW w:w="1390" w:type="dxa"/>
-          </w:tcPr>
-          <w:p/>
-        </w:tc>
-        <w:tc>
-          <w:tcPr>
-            <w:tcW w:w="1390" w:type="dxa"/>
-          </w:tcPr>
-          <w:p/>
+          <w:p>
+            <w:r>
+              <w:t>12.45</w:t>
+            </w:r>
+          </w:p>
+        </w:tc>
+        <w:tc>
+          <w:tcPr>
+            <w:tcW w:w="1390" w:type="dxa"/>
+          </w:tcPr>
+          <w:p>
+            <w:r>
+              <w:t>128,254</w:t>
+            </w:r>
+          </w:p>
+        </w:tc>
+        <w:tc>
+          <w:tcPr>
+            <w:tcW w:w="1390" w:type="dxa"/>
+          </w:tcPr>
+          <w:p>
+            <w:r>
+              <w:t>153,503</w:t>
+            </w:r>
+          </w:p>
         </w:tc>
         <w:tc>
           <w:tcPr>
             <w:tcW w:w="1154" w:type="dxa"/>
           </w:tcPr>
-          <w:p/>
+          <w:p>
+            <w:r>
+              <w:t>0.5744</w:t>
+            </w:r>
+          </w:p>
         </w:tc>
         <w:tc>
           <w:tcPr>
             <w:tcW w:w="1545" w:type="dxa"/>
           </w:tcPr>
-          <w:p/>
+          <w:p>
+            <w:r>
+              <w:t>+40.79</w:t>
+            </w:r>
+          </w:p>
         </w:tc>
         <w:tc>
           <w:tcPr>
             <w:tcW w:w="2060" w:type="dxa"/>
           </w:tcPr>
-          <w:p/>
+          <w:p>
+            <w:r>
+              <w:t>+13.90</w:t>
+            </w:r>
+          </w:p>
         </w:tc>
       </w:tr>
       <w:tr>
@@ -2383,55 +2887,91 @@
           <w:tcPr>
             <w:tcW w:w="1283" w:type="dxa"/>
           </w:tcPr>
-          <w:p/>
+          <w:p>
+            <w:r>
+              <w:t>75.35</w:t>
+            </w:r>
+          </w:p>
         </w:tc>
         <w:tc>
           <w:tcPr>
             <w:tcW w:w="1183" w:type="dxa"/>
           </w:tcPr>
-          <w:p/>
+          <w:p>
+            <w:r>
+              <w:t>7.68</w:t>
+            </w:r>
+          </w:p>
         </w:tc>
         <w:tc>
           <w:tcPr>
             <w:tcW w:w="1207" w:type="dxa"/>
           </w:tcPr>
-          <w:p/>
+          <w:p>
+            <w:r>
+              <w:t>7.21</w:t>
+            </w:r>
+          </w:p>
         </w:tc>
         <w:tc>
           <w:tcPr>
             <w:tcW w:w="1240" w:type="dxa"/>
           </w:tcPr>
-          <w:p/>
-        </w:tc>
-        <w:tc>
-          <w:tcPr>
-            <w:tcW w:w="1390" w:type="dxa"/>
-          </w:tcPr>
-          <w:p/>
-        </w:tc>
-        <w:tc>
-          <w:tcPr>
-            <w:tcW w:w="1390" w:type="dxa"/>
-          </w:tcPr>
-          <w:p/>
+          <w:p>
+            <w:r>
+              <w:t>9.76</w:t>
+            </w:r>
+          </w:p>
+        </w:tc>
+        <w:tc>
+          <w:tcPr>
+            <w:tcW w:w="1390" w:type="dxa"/>
+          </w:tcPr>
+          <w:p>
+            <w:r>
+              <w:t>88,924</w:t>
+            </w:r>
+          </w:p>
+        </w:tc>
+        <w:tc>
+          <w:tcPr>
+            <w:tcW w:w="1390" w:type="dxa"/>
+          </w:tcPr>
+          <w:p>
+            <w:r>
+              <w:t>120,400</w:t>
+            </w:r>
+          </w:p>
         </w:tc>
         <w:tc>
           <w:tcPr>
             <w:tcW w:w="1154" w:type="dxa"/>
           </w:tcPr>
-          <w:p/>
+          <w:p>
+            <w:r>
+              <w:t>0.7381</w:t>
+            </w:r>
+          </w:p>
         </w:tc>
         <w:tc>
           <w:tcPr>
             <w:tcW w:w="1545" w:type="dxa"/>
           </w:tcPr>
-          <w:p/>
+          <w:p>
+            <w:r>
+              <w:t>+49.73</w:t>
+            </w:r>
+          </w:p>
         </w:tc>
         <w:tc>
           <w:tcPr>
             <w:tcW w:w="2060" w:type="dxa"/>
           </w:tcPr>
-          <w:p/>
+          <w:p>
+            <w:r>
+              <w:t>+16.97</w:t>
+            </w:r>
+          </w:p>
         </w:tc>
       </w:tr>
       <w:tr>
@@ -2449,55 +2989,91 @@
           <w:tcPr>
             <w:tcW w:w="1283" w:type="dxa"/>
           </w:tcPr>
-          <w:p/>
+          <w:p>
+            <w:r>
+              <w:t>64.36</w:t>
+            </w:r>
+          </w:p>
         </w:tc>
         <w:tc>
           <w:tcPr>
             <w:tcW w:w="1183" w:type="dxa"/>
           </w:tcPr>
-          <w:p/>
+          <w:p>
+            <w:r>
+              <w:t>11.51</w:t>
+            </w:r>
+          </w:p>
         </w:tc>
         <w:tc>
           <w:tcPr>
             <w:tcW w:w="1207" w:type="dxa"/>
           </w:tcPr>
-          <w:p/>
+          <w:p>
+            <w:r>
+              <w:t>11.12</w:t>
+            </w:r>
+          </w:p>
         </w:tc>
         <w:tc>
           <w:tcPr>
             <w:tcW w:w="1240" w:type="dxa"/>
           </w:tcPr>
-          <w:p/>
-        </w:tc>
-        <w:tc>
-          <w:tcPr>
-            <w:tcW w:w="1390" w:type="dxa"/>
-          </w:tcPr>
-          <w:p/>
-        </w:tc>
-        <w:tc>
-          <w:tcPr>
-            <w:tcW w:w="1390" w:type="dxa"/>
-          </w:tcPr>
-          <w:p/>
+          <w:p>
+            <w:r>
+              <w:t>13.01</w:t>
+            </w:r>
+          </w:p>
+        </w:tc>
+        <w:tc>
+          <w:tcPr>
+            <w:tcW w:w="1390" w:type="dxa"/>
+          </w:tcPr>
+          <w:p>
+            <w:r>
+              <w:t>137,100</w:t>
+            </w:r>
+          </w:p>
+        </w:tc>
+        <w:tc>
+          <w:tcPr>
+            <w:tcW w:w="1390" w:type="dxa"/>
+          </w:tcPr>
+          <w:p>
+            <w:r>
+              <w:t>160,488</w:t>
+            </w:r>
+          </w:p>
         </w:tc>
         <w:tc>
           <w:tcPr>
             <w:tcW w:w="1154" w:type="dxa"/>
           </w:tcPr>
-          <w:p/>
+          <w:p>
+            <w:r>
+              <w:t>0.5347</w:t>
+            </w:r>
+          </w:p>
         </w:tc>
         <w:tc>
           <w:tcPr>
             <w:tcW w:w="1545" w:type="dxa"/>
           </w:tcPr>
-          <w:p/>
+          <w:p>
+            <w:r>
+              <w:t>+38.74</w:t>
+            </w:r>
+          </w:p>
         </w:tc>
         <w:tc>
           <w:tcPr>
             <w:tcW w:w="2060" w:type="dxa"/>
           </w:tcPr>
-          <w:p/>
+          <w:p>
+            <w:r>
+              <w:t>+13.14</w:t>
+            </w:r>
+          </w:p>
         </w:tc>
       </w:tr>
       <w:tr>
@@ -2515,55 +3091,91 @@
           <w:tcPr>
             <w:tcW w:w="1283" w:type="dxa"/>
           </w:tcPr>
-          <w:p/>
+          <w:p>
+            <w:r>
+              <w:t>74.36</w:t>
+            </w:r>
+          </w:p>
         </w:tc>
         <w:tc>
           <w:tcPr>
             <w:tcW w:w="1183" w:type="dxa"/>
           </w:tcPr>
-          <w:p/>
+          <w:p>
+            <w:r>
+              <w:t>8.13</w:t>
+            </w:r>
+          </w:p>
         </w:tc>
         <w:tc>
           <w:tcPr>
             <w:tcW w:w="1207" w:type="dxa"/>
           </w:tcPr>
-          <w:p/>
+          <w:p>
+            <w:r>
+              <w:t>7.38</w:t>
+            </w:r>
+          </w:p>
         </w:tc>
         <w:tc>
           <w:tcPr>
             <w:tcW w:w="1240" w:type="dxa"/>
           </w:tcPr>
-          <w:p/>
-        </w:tc>
-        <w:tc>
-          <w:tcPr>
-            <w:tcW w:w="1390" w:type="dxa"/>
-          </w:tcPr>
-          <w:p/>
-        </w:tc>
-        <w:tc>
-          <w:tcPr>
-            <w:tcW w:w="1390" w:type="dxa"/>
-          </w:tcPr>
-          <w:p/>
+          <w:p>
+            <w:r>
+              <w:t>10.14</w:t>
+            </w:r>
+          </w:p>
+        </w:tc>
+        <w:tc>
+          <w:tcPr>
+            <w:tcW w:w="1390" w:type="dxa"/>
+          </w:tcPr>
+          <w:p>
+            <w:r>
+              <w:t>90,972</w:t>
+            </w:r>
+          </w:p>
+        </w:tc>
+        <w:tc>
+          <w:tcPr>
+            <w:tcW w:w="1390" w:type="dxa"/>
+          </w:tcPr>
+          <w:p>
+            <w:r>
+              <w:t>125,010</w:t>
+            </w:r>
+          </w:p>
         </w:tc>
         <w:tc>
           <w:tcPr>
             <w:tcW w:w="1154" w:type="dxa"/>
           </w:tcPr>
-          <w:p/>
+          <w:p>
+            <w:r>
+              <w:t>0.7177</w:t>
+            </w:r>
+          </w:p>
         </w:tc>
         <w:tc>
           <w:tcPr>
             <w:tcW w:w="1545" w:type="dxa"/>
           </w:tcPr>
-          <w:p/>
+          <w:p>
+            <w:r>
+              <w:t>+48.74</w:t>
+            </w:r>
+          </w:p>
         </w:tc>
         <w:tc>
           <w:tcPr>
             <w:tcW w:w="2060" w:type="dxa"/>
           </w:tcPr>
-          <w:p/>
+          <w:p>
+            <w:r>
+              <w:t>+16.52</w:t>
+            </w:r>
+          </w:p>
         </w:tc>
       </w:tr>
     </w:tbl>
@@ -3051,55 +3663,91 @@
           <w:tcPr>
             <w:tcW w:w="1283" w:type="dxa"/>
           </w:tcPr>
-          <w:p/>
+          <w:p>
+            <w:r>
+              <w:t>71.50</w:t>
+            </w:r>
+          </w:p>
         </w:tc>
         <w:tc>
           <w:tcPr>
             <w:tcW w:w="1183" w:type="dxa"/>
           </w:tcPr>
-          <w:p/>
+          <w:p>
+            <w:r>
+              <w:t>8.96</w:t>
+            </w:r>
+          </w:p>
         </w:tc>
         <w:tc>
           <w:tcPr>
             <w:tcW w:w="1207" w:type="dxa"/>
           </w:tcPr>
-          <w:p/>
+          <w:p>
+            <w:r>
+              <w:t>8.62</w:t>
+            </w:r>
+          </w:p>
         </w:tc>
         <w:tc>
           <w:tcPr>
             <w:tcW w:w="1240" w:type="dxa"/>
           </w:tcPr>
-          <w:p/>
-        </w:tc>
-        <w:tc>
-          <w:tcPr>
-            <w:tcW w:w="1390" w:type="dxa"/>
-          </w:tcPr>
-          <w:p/>
-        </w:tc>
-        <w:tc>
-          <w:tcPr>
-            <w:tcW w:w="1390" w:type="dxa"/>
-          </w:tcPr>
-          <w:p/>
+          <w:p>
+            <w:r>
+              <w:t>10.93</w:t>
+            </w:r>
+          </w:p>
+        </w:tc>
+        <w:tc>
+          <w:tcPr>
+            <w:tcW w:w="1390" w:type="dxa"/>
+          </w:tcPr>
+          <w:p>
+            <w:r>
+              <w:t>106,480</w:t>
+            </w:r>
+          </w:p>
+        </w:tc>
+        <w:tc>
+          <w:tcPr>
+            <w:tcW w:w="1390" w:type="dxa"/>
+          </w:tcPr>
+          <w:p>
+            <w:r>
+              <w:t>134,991</w:t>
+            </w:r>
+          </w:p>
         </w:tc>
         <w:tc>
           <w:tcPr>
             <w:tcW w:w="1154" w:type="dxa"/>
           </w:tcPr>
-          <w:p/>
+          <w:p>
+            <w:r>
+              <w:t>0.6694</w:t>
+            </w:r>
+          </w:p>
         </w:tc>
         <w:tc>
           <w:tcPr>
             <w:tcW w:w="1545" w:type="dxa"/>
           </w:tcPr>
-          <w:p/>
+          <w:p>
+            <w:r>
+              <w:t>+45.73</w:t>
+            </w:r>
+          </w:p>
         </w:tc>
         <w:tc>
           <w:tcPr>
             <w:tcW w:w="2060" w:type="dxa"/>
           </w:tcPr>
-          <w:p/>
+          <w:p>
+            <w:r>
+              <w:t>+15.67</w:t>
+            </w:r>
+          </w:p>
         </w:tc>
       </w:tr>
       <w:tr>
@@ -3117,55 +3765,91 @@
           <w:tcPr>
             <w:tcW w:w="1283" w:type="dxa"/>
           </w:tcPr>
-          <w:p/>
+          <w:p>
+            <w:r>
+              <w:t>69.42</w:t>
+            </w:r>
+          </w:p>
         </w:tc>
         <w:tc>
           <w:tcPr>
             <w:tcW w:w="1183" w:type="dxa"/>
           </w:tcPr>
-          <w:p/>
+          <w:p>
+            <w:r>
+              <w:t>9.64</w:t>
+            </w:r>
+          </w:p>
         </w:tc>
         <w:tc>
           <w:tcPr>
             <w:tcW w:w="1207" w:type="dxa"/>
           </w:tcPr>
-          <w:p/>
+          <w:p>
+            <w:r>
+              <w:t>9.37</w:t>
+            </w:r>
+          </w:p>
         </w:tc>
         <w:tc>
           <w:tcPr>
             <w:tcW w:w="1240" w:type="dxa"/>
           </w:tcPr>
-          <w:p/>
-        </w:tc>
-        <w:tc>
-          <w:tcPr>
-            <w:tcW w:w="1390" w:type="dxa"/>
-          </w:tcPr>
-          <w:p/>
-        </w:tc>
-        <w:tc>
-          <w:tcPr>
-            <w:tcW w:w="1390" w:type="dxa"/>
-          </w:tcPr>
-          <w:p/>
+          <w:p>
+            <w:r>
+              <w:t>11.57</w:t>
+            </w:r>
+          </w:p>
+        </w:tc>
+        <w:tc>
+          <w:tcPr>
+            <w:tcW w:w="1390" w:type="dxa"/>
+          </w:tcPr>
+          <w:p>
+            <w:r>
+              <w:t>115,702</w:t>
+            </w:r>
+          </w:p>
+        </w:tc>
+        <w:tc>
+          <w:tcPr>
+            <w:tcW w:w="1390" w:type="dxa"/>
+          </w:tcPr>
+          <w:p>
+            <w:r>
+              <w:t>142,931</w:t>
+            </w:r>
+          </w:p>
         </w:tc>
         <w:tc>
           <w:tcPr>
             <w:tcW w:w="1154" w:type="dxa"/>
           </w:tcPr>
-          <w:p/>
+          <w:p>
+            <w:r>
+              <w:t>0.6294</w:t>
+            </w:r>
+          </w:p>
         </w:tc>
         <w:tc>
           <w:tcPr>
             <w:tcW w:w="1545" w:type="dxa"/>
           </w:tcPr>
-          <w:p/>
+          <w:p>
+            <w:r>
+              <w:t>+43.65</w:t>
+            </w:r>
+          </w:p>
         </w:tc>
         <w:tc>
           <w:tcPr>
             <w:tcW w:w="2060" w:type="dxa"/>
           </w:tcPr>
-          <w:p/>
+          <w:p>
+            <w:r>
+              <w:t>+14.98</w:t>
+            </w:r>
+          </w:p>
         </w:tc>
       </w:tr>
       <w:tr>
@@ -3183,55 +3867,91 @@
           <w:tcPr>
             <w:tcW w:w="1283" w:type="dxa"/>
           </w:tcPr>
-          <w:p/>
+          <w:p>
+            <w:r>
+              <w:t>52.96</w:t>
+            </w:r>
+          </w:p>
         </w:tc>
         <w:tc>
           <w:tcPr>
             <w:tcW w:w="1183" w:type="dxa"/>
           </w:tcPr>
-          <w:p/>
+          <w:p>
+            <w:r>
+              <w:t>14.89</w:t>
+            </w:r>
+          </w:p>
         </w:tc>
         <w:tc>
           <w:tcPr>
             <w:tcW w:w="1207" w:type="dxa"/>
           </w:tcPr>
-          <w:p/>
+          <w:p>
+            <w:r>
+              <w:t>15.26</w:t>
+            </w:r>
+          </w:p>
         </w:tc>
         <w:tc>
           <w:tcPr>
             <w:tcW w:w="1240" w:type="dxa"/>
           </w:tcPr>
-          <w:p/>
-        </w:tc>
-        <w:tc>
-          <w:tcPr>
-            <w:tcW w:w="1390" w:type="dxa"/>
-          </w:tcPr>
-          <w:p/>
-        </w:tc>
-        <w:tc>
-          <w:tcPr>
-            <w:tcW w:w="1390" w:type="dxa"/>
-          </w:tcPr>
-          <w:p/>
+          <w:p>
+            <w:r>
+              <w:t>16.89</w:t>
+            </w:r>
+          </w:p>
+        </w:tc>
+        <w:tc>
+          <w:tcPr>
+            <w:tcW w:w="1390" w:type="dxa"/>
+          </w:tcPr>
+          <w:p>
+            <w:r>
+              <w:t>188,530</w:t>
+            </w:r>
+          </w:p>
+        </w:tc>
+        <w:tc>
+          <w:tcPr>
+            <w:tcW w:w="1390" w:type="dxa"/>
+          </w:tcPr>
+          <w:p>
+            <w:r>
+              <w:t>208,651</w:t>
+            </w:r>
+          </w:p>
         </w:tc>
         <w:tc>
           <w:tcPr>
             <w:tcW w:w="1154" w:type="dxa"/>
           </w:tcPr>
-          <w:p/>
+          <w:p>
+            <w:r>
+              <w:t>0.2102</w:t>
+            </w:r>
+          </w:p>
         </w:tc>
         <w:tc>
           <w:tcPr>
             <w:tcW w:w="1545" w:type="dxa"/>
           </w:tcPr>
-          <w:p/>
+          <w:p>
+            <w:r>
+              <w:t>+27.19</w:t>
+            </w:r>
+          </w:p>
         </w:tc>
         <w:tc>
           <w:tcPr>
             <w:tcW w:w="2060" w:type="dxa"/>
           </w:tcPr>
-          <w:p/>
+          <w:p>
+            <w:r>
+              <w:t>+9.74</w:t>
+            </w:r>
+          </w:p>
         </w:tc>
       </w:tr>
       <w:tr>
@@ -3249,55 +3969,91 @@
           <w:tcPr>
             <w:tcW w:w="1283" w:type="dxa"/>
           </w:tcPr>
-          <w:p/>
+          <w:p>
+            <w:r>
+              <w:t>70.76</w:t>
+            </w:r>
+          </w:p>
         </w:tc>
         <w:tc>
           <w:tcPr>
             <w:tcW w:w="1183" w:type="dxa"/>
           </w:tcPr>
-          <w:p/>
+          <w:p>
+            <w:r>
+              <w:t>9.21</w:t>
+            </w:r>
+          </w:p>
         </w:tc>
         <w:tc>
           <w:tcPr>
             <w:tcW w:w="1207" w:type="dxa"/>
           </w:tcPr>
-          <w:p/>
+          <w:p>
+            <w:r>
+              <w:t>8.42</w:t>
+            </w:r>
+          </w:p>
         </w:tc>
         <w:tc>
           <w:tcPr>
             <w:tcW w:w="1240" w:type="dxa"/>
           </w:tcPr>
-          <w:p/>
-        </w:tc>
-        <w:tc>
-          <w:tcPr>
-            <w:tcW w:w="1390" w:type="dxa"/>
-          </w:tcPr>
-          <w:p/>
-        </w:tc>
-        <w:tc>
-          <w:tcPr>
-            <w:tcW w:w="1390" w:type="dxa"/>
-          </w:tcPr>
-          <w:p/>
+          <w:p>
+            <w:r>
+              <w:t>11.61</w:t>
+            </w:r>
+          </w:p>
+        </w:tc>
+        <w:tc>
+          <w:tcPr>
+            <w:tcW w:w="1390" w:type="dxa"/>
+          </w:tcPr>
+          <w:p>
+            <w:r>
+              <w:t>104,071</w:t>
+            </w:r>
+          </w:p>
+        </w:tc>
+        <w:tc>
+          <w:tcPr>
+            <w:tcW w:w="1390" w:type="dxa"/>
+          </w:tcPr>
+          <w:p>
+            <w:r>
+              <w:t>143,382</w:t>
+            </w:r>
+          </w:p>
         </w:tc>
         <w:tc>
           <w:tcPr>
             <w:tcW w:w="1154" w:type="dxa"/>
           </w:tcPr>
-          <w:p/>
+          <w:p>
+            <w:r>
+              <w:t>0.6271</w:t>
+            </w:r>
+          </w:p>
         </w:tc>
         <w:tc>
           <w:tcPr>
             <w:tcW w:w="1545" w:type="dxa"/>
           </w:tcPr>
-          <w:p/>
+          <w:p>
+            <w:r>
+              <w:t>+44.99</w:t>
+            </w:r>
+          </w:p>
         </w:tc>
         <w:tc>
           <w:tcPr>
             <w:tcW w:w="2060" w:type="dxa"/>
           </w:tcPr>
-          <w:p/>
+          <w:p>
+            <w:r>
+              <w:t>+15.41</w:t>
+            </w:r>
+          </w:p>
         </w:tc>
       </w:tr>
       <w:tr>
@@ -3315,55 +4071,91 @@
           <w:tcPr>
             <w:tcW w:w="1283" w:type="dxa"/>
           </w:tcPr>
-          <w:p/>
+          <w:p>
+            <w:r>
+              <w:t>67.85</w:t>
+            </w:r>
+          </w:p>
         </w:tc>
         <w:tc>
           <w:tcPr>
             <w:tcW w:w="1183" w:type="dxa"/>
           </w:tcPr>
-          <w:p/>
+          <w:p>
+            <w:r>
+              <w:t>10.25</w:t>
+            </w:r>
+          </w:p>
         </w:tc>
         <w:tc>
           <w:tcPr>
             <w:tcW w:w="1207" w:type="dxa"/>
           </w:tcPr>
-          <w:p/>
+          <w:p>
+            <w:r>
+              <w:t>9.95</w:t>
+            </w:r>
+          </w:p>
         </w:tc>
         <w:tc>
           <w:tcPr>
             <w:tcW w:w="1240" w:type="dxa"/>
           </w:tcPr>
-          <w:p/>
-        </w:tc>
-        <w:tc>
-          <w:tcPr>
-            <w:tcW w:w="1390" w:type="dxa"/>
-          </w:tcPr>
-          <w:p/>
-        </w:tc>
-        <w:tc>
-          <w:tcPr>
-            <w:tcW w:w="1390" w:type="dxa"/>
-          </w:tcPr>
-          <w:p/>
+          <w:p>
+            <w:r>
+              <w:t>11.95</w:t>
+            </w:r>
+          </w:p>
+        </w:tc>
+        <w:tc>
+          <w:tcPr>
+            <w:tcW w:w="1390" w:type="dxa"/>
+          </w:tcPr>
+          <w:p>
+            <w:r>
+              <w:t>122,933</w:t>
+            </w:r>
+          </w:p>
+        </w:tc>
+        <w:tc>
+          <w:tcPr>
+            <w:tcW w:w="1390" w:type="dxa"/>
+          </w:tcPr>
+          <w:p>
+            <w:r>
+              <w:t>147,630</w:t>
+            </w:r>
+          </w:p>
         </w:tc>
         <w:tc>
           <w:tcPr>
             <w:tcW w:w="1154" w:type="dxa"/>
           </w:tcPr>
-          <w:p/>
+          <w:p>
+            <w:r>
+              <w:t>0.6046</w:t>
+            </w:r>
+          </w:p>
         </w:tc>
         <w:tc>
           <w:tcPr>
             <w:tcW w:w="1545" w:type="dxa"/>
           </w:tcPr>
-          <w:p/>
+          <w:p>
+            <w:r>
+              <w:t>+42.08</w:t>
+            </w:r>
+          </w:p>
         </w:tc>
         <w:tc>
           <w:tcPr>
             <w:tcW w:w="2060" w:type="dxa"/>
           </w:tcPr>
-          <w:p/>
+          <w:p>
+            <w:r>
+              <w:t>+14.38</w:t>
+            </w:r>
+          </w:p>
         </w:tc>
       </w:tr>
       <w:tr>
@@ -3381,55 +4173,91 @@
           <w:tcPr>
             <w:tcW w:w="1283" w:type="dxa"/>
           </w:tcPr>
-          <w:p/>
+          <w:p>
+            <w:r>
+              <w:t>65.80</w:t>
+            </w:r>
+          </w:p>
         </w:tc>
         <w:tc>
           <w:tcPr>
             <w:tcW w:w="1183" w:type="dxa"/>
           </w:tcPr>
-          <w:p/>
+          <w:p>
+            <w:r>
+              <w:t>10.79</w:t>
+            </w:r>
+          </w:p>
         </w:tc>
         <w:tc>
           <w:tcPr>
             <w:tcW w:w="1207" w:type="dxa"/>
           </w:tcPr>
-          <w:p/>
+          <w:p>
+            <w:r>
+              <w:t>10.76</w:t>
+            </w:r>
+          </w:p>
         </w:tc>
         <w:tc>
           <w:tcPr>
             <w:tcW w:w="1240" w:type="dxa"/>
           </w:tcPr>
-          <w:p/>
-        </w:tc>
-        <w:tc>
-          <w:tcPr>
-            <w:tcW w:w="1390" w:type="dxa"/>
-          </w:tcPr>
-          <w:p/>
-        </w:tc>
-        <w:tc>
-          <w:tcPr>
-            <w:tcW w:w="1390" w:type="dxa"/>
-          </w:tcPr>
-          <w:p/>
+          <w:p>
+            <w:r>
+              <w:t>12.64</w:t>
+            </w:r>
+          </w:p>
+        </w:tc>
+        <w:tc>
+          <w:tcPr>
+            <w:tcW w:w="1390" w:type="dxa"/>
+          </w:tcPr>
+          <w:p>
+            <w:r>
+              <w:t>132,979</w:t>
+            </w:r>
+          </w:p>
+        </w:tc>
+        <w:tc>
+          <w:tcPr>
+            <w:tcW w:w="1390" w:type="dxa"/>
+          </w:tcPr>
+          <w:p>
+            <w:r>
+              <w:t>156,200</w:t>
+            </w:r>
+          </w:p>
         </w:tc>
         <w:tc>
           <w:tcPr>
             <w:tcW w:w="1154" w:type="dxa"/>
           </w:tcPr>
-          <w:p/>
+          <w:p>
+            <w:r>
+              <w:t>0.5574</w:t>
+            </w:r>
+          </w:p>
         </w:tc>
         <w:tc>
           <w:tcPr>
             <w:tcW w:w="1545" w:type="dxa"/>
           </w:tcPr>
-          <w:p/>
+          <w:p>
+            <w:r>
+              <w:t>+40.03</w:t>
+            </w:r>
+          </w:p>
         </w:tc>
         <w:tc>
           <w:tcPr>
             <w:tcW w:w="2060" w:type="dxa"/>
           </w:tcPr>
-          <w:p/>
+          <w:p>
+            <w:r>
+              <w:t>+13.83</w:t>
+            </w:r>
+          </w:p>
         </w:tc>
       </w:tr>
       <w:tr>
@@ -3447,55 +4275,91 @@
           <w:tcPr>
             <w:tcW w:w="1283" w:type="dxa"/>
           </w:tcPr>
-          <w:p/>
+          <w:p>
+            <w:r>
+              <w:t>73.43</w:t>
+            </w:r>
+          </w:p>
         </w:tc>
         <w:tc>
           <w:tcPr>
             <w:tcW w:w="1183" w:type="dxa"/>
           </w:tcPr>
-          <w:p/>
+          <w:p>
+            <w:r>
+              <w:t>8.53</w:t>
+            </w:r>
+          </w:p>
         </w:tc>
         <w:tc>
           <w:tcPr>
             <w:tcW w:w="1207" w:type="dxa"/>
           </w:tcPr>
-          <w:p/>
+          <w:p>
+            <w:r>
+              <w:t>7.87</w:t>
+            </w:r>
+          </w:p>
         </w:tc>
         <w:tc>
           <w:tcPr>
             <w:tcW w:w="1240" w:type="dxa"/>
           </w:tcPr>
-          <w:p/>
-        </w:tc>
-        <w:tc>
-          <w:tcPr>
-            <w:tcW w:w="1390" w:type="dxa"/>
-          </w:tcPr>
-          <w:p/>
-        </w:tc>
-        <w:tc>
-          <w:tcPr>
-            <w:tcW w:w="1390" w:type="dxa"/>
-          </w:tcPr>
-          <w:p/>
+          <w:p>
+            <w:r>
+              <w:t>10.18</w:t>
+            </w:r>
+          </w:p>
+        </w:tc>
+        <w:tc>
+          <w:tcPr>
+            <w:tcW w:w="1390" w:type="dxa"/>
+          </w:tcPr>
+          <w:p>
+            <w:r>
+              <w:t>97,236</w:t>
+            </w:r>
+          </w:p>
+        </w:tc>
+        <w:tc>
+          <w:tcPr>
+            <w:tcW w:w="1390" w:type="dxa"/>
+          </w:tcPr>
+          <w:p>
+            <w:r>
+              <w:t>125,712</w:t>
+            </w:r>
+          </w:p>
         </w:tc>
         <w:tc>
           <w:tcPr>
             <w:tcW w:w="1154" w:type="dxa"/>
           </w:tcPr>
-          <w:p/>
+          <w:p>
+            <w:r>
+              <w:t>0.7133</w:t>
+            </w:r>
+          </w:p>
         </w:tc>
         <w:tc>
           <w:tcPr>
             <w:tcW w:w="1545" w:type="dxa"/>
           </w:tcPr>
-          <w:p/>
+          <w:p>
+            <w:r>
+              <w:t>+47.65</w:t>
+            </w:r>
+          </w:p>
         </w:tc>
         <w:tc>
           <w:tcPr>
             <w:tcW w:w="2060" w:type="dxa"/>
           </w:tcPr>
-          <w:p/>
+          <w:p>
+            <w:r>
+              <w:t>+16.09</w:t>
+            </w:r>
+          </w:p>
         </w:tc>
       </w:tr>
     </w:tbl>
@@ -3987,55 +4851,91 @@
           <w:tcPr>
             <w:tcW w:w="1283" w:type="dxa"/>
           </w:tcPr>
-          <w:p/>
+          <w:p>
+            <w:r>
+              <w:t>51.80</w:t>
+            </w:r>
+          </w:p>
         </w:tc>
         <w:tc>
           <w:tcPr>
             <w:tcW w:w="1183" w:type="dxa"/>
           </w:tcPr>
-          <w:p/>
+          <w:p>
+            <w:r>
+              <w:t>14.94</w:t>
+            </w:r>
+          </w:p>
         </w:tc>
         <w:tc>
           <w:tcPr>
             <w:tcW w:w="1207" w:type="dxa"/>
           </w:tcPr>
-          <w:p/>
+          <w:p>
+            <w:r>
+              <w:t>15.62</w:t>
+            </w:r>
+          </w:p>
         </w:tc>
         <w:tc>
           <w:tcPr>
             <w:tcW w:w="1240" w:type="dxa"/>
           </w:tcPr>
-          <w:p/>
-        </w:tc>
-        <w:tc>
-          <w:tcPr>
-            <w:tcW w:w="1390" w:type="dxa"/>
-          </w:tcPr>
-          <w:p/>
-        </w:tc>
-        <w:tc>
-          <w:tcPr>
-            <w:tcW w:w="1390" w:type="dxa"/>
-          </w:tcPr>
-          <w:p/>
+          <w:p>
+            <w:r>
+              <w:t>17.64</w:t>
+            </w:r>
+          </w:p>
+        </w:tc>
+        <w:tc>
+          <w:tcPr>
+            <w:tcW w:w="1390" w:type="dxa"/>
+          </w:tcPr>
+          <w:p>
+            <w:r>
+              <w:t>192,978</w:t>
+            </w:r>
+          </w:p>
+        </w:tc>
+        <w:tc>
+          <w:tcPr>
+            <w:tcW w:w="1390" w:type="dxa"/>
+          </w:tcPr>
+          <w:p>
+            <w:r>
+              <w:t>217,952</w:t>
+            </w:r>
+          </w:p>
         </w:tc>
         <w:tc>
           <w:tcPr>
             <w:tcW w:w="1154" w:type="dxa"/>
           </w:tcPr>
-          <w:p/>
+          <w:p>
+            <w:r>
+              <w:t>0.1383</w:t>
+            </w:r>
+          </w:p>
         </w:tc>
         <w:tc>
           <w:tcPr>
             <w:tcW w:w="1545" w:type="dxa"/>
           </w:tcPr>
-          <w:p/>
+          <w:p>
+            <w:r>
+              <w:t>+26.03</w:t>
+            </w:r>
+          </w:p>
         </w:tc>
         <w:tc>
           <w:tcPr>
             <w:tcW w:w="2060" w:type="dxa"/>
           </w:tcPr>
-          <w:p/>
+          <w:p>
+            <w:r>
+              <w:t>+9.69</w:t>
+            </w:r>
+          </w:p>
         </w:tc>
       </w:tr>
       <w:tr>
@@ -4053,55 +4953,91 @@
           <w:tcPr>
             <w:tcW w:w="1283" w:type="dxa"/>
           </w:tcPr>
-          <w:p/>
+          <w:p>
+            <w:r>
+              <w:t>52.00</w:t>
+            </w:r>
+          </w:p>
         </w:tc>
         <w:tc>
           <w:tcPr>
             <w:tcW w:w="1183" w:type="dxa"/>
           </w:tcPr>
-          <w:p/>
+          <w:p>
+            <w:r>
+              <w:t>15.12</w:t>
+            </w:r>
+          </w:p>
         </w:tc>
         <w:tc>
           <w:tcPr>
             <w:tcW w:w="1207" w:type="dxa"/>
           </w:tcPr>
-          <w:p/>
+          <w:p>
+            <w:r>
+              <w:t>15.44</w:t>
+            </w:r>
+          </w:p>
         </w:tc>
         <w:tc>
           <w:tcPr>
             <w:tcW w:w="1240" w:type="dxa"/>
           </w:tcPr>
-          <w:p/>
-        </w:tc>
-        <w:tc>
-          <w:tcPr>
-            <w:tcW w:w="1390" w:type="dxa"/>
-          </w:tcPr>
-          <w:p/>
-        </w:tc>
-        <w:tc>
-          <w:tcPr>
-            <w:tcW w:w="1390" w:type="dxa"/>
-          </w:tcPr>
-          <w:p/>
+          <w:p>
+            <w:r>
+              <w:t>17.44</w:t>
+            </w:r>
+          </w:p>
+        </w:tc>
+        <w:tc>
+          <w:tcPr>
+            <w:tcW w:w="1390" w:type="dxa"/>
+          </w:tcPr>
+          <w:p>
+            <w:r>
+              <w:t>190,690</w:t>
+            </w:r>
+          </w:p>
+        </w:tc>
+        <w:tc>
+          <w:tcPr>
+            <w:tcW w:w="1390" w:type="dxa"/>
+          </w:tcPr>
+          <w:p>
+            <w:r>
+              <w:t>215,448</w:t>
+            </w:r>
+          </w:p>
         </w:tc>
         <w:tc>
           <w:tcPr>
             <w:tcW w:w="1154" w:type="dxa"/>
           </w:tcPr>
-          <w:p/>
+          <w:p>
+            <w:r>
+              <w:t>0.1580</w:t>
+            </w:r>
+          </w:p>
         </w:tc>
         <w:tc>
           <w:tcPr>
             <w:tcW w:w="1545" w:type="dxa"/>
           </w:tcPr>
-          <w:p/>
+          <w:p>
+            <w:r>
+              <w:t>+26.23</w:t>
+            </w:r>
+          </w:p>
         </w:tc>
         <w:tc>
           <w:tcPr>
             <w:tcW w:w="2060" w:type="dxa"/>
           </w:tcPr>
-          <w:p/>
+          <w:p>
+            <w:r>
+              <w:t>+9.50</w:t>
+            </w:r>
+          </w:p>
         </w:tc>
       </w:tr>
       <w:tr>
@@ -4119,55 +5055,91 @@
           <w:tcPr>
             <w:tcW w:w="1283" w:type="dxa"/>
           </w:tcPr>
-          <w:p/>
+          <w:p>
+            <w:r>
+              <w:t>41.14</w:t>
+            </w:r>
+          </w:p>
         </w:tc>
         <w:tc>
           <w:tcPr>
             <w:tcW w:w="1183" w:type="dxa"/>
           </w:tcPr>
-          <w:p/>
+          <w:p>
+            <w:r>
+              <w:t>20.06</w:t>
+            </w:r>
+          </w:p>
         </w:tc>
         <w:tc>
           <w:tcPr>
             <w:tcW w:w="1207" w:type="dxa"/>
           </w:tcPr>
-          <w:p/>
+          <w:p>
+            <w:r>
+              <w:t>18.88</w:t>
+            </w:r>
+          </w:p>
         </w:tc>
         <w:tc>
           <w:tcPr>
             <w:tcW w:w="1240" w:type="dxa"/>
           </w:tcPr>
-          <w:p/>
-        </w:tc>
-        <w:tc>
-          <w:tcPr>
-            <w:tcW w:w="1390" w:type="dxa"/>
-          </w:tcPr>
-          <w:p/>
-        </w:tc>
-        <w:tc>
-          <w:tcPr>
-            <w:tcW w:w="1390" w:type="dxa"/>
-          </w:tcPr>
-          <w:p/>
+          <w:p>
+            <w:r>
+              <w:t>19.92</w:t>
+            </w:r>
+          </w:p>
+        </w:tc>
+        <w:tc>
+          <w:tcPr>
+            <w:tcW w:w="1390" w:type="dxa"/>
+          </w:tcPr>
+          <w:p>
+            <w:r>
+              <w:t>233,270</w:t>
+            </w:r>
+          </w:p>
+        </w:tc>
+        <w:tc>
+          <w:tcPr>
+            <w:tcW w:w="1390" w:type="dxa"/>
+          </w:tcPr>
+          <w:p>
+            <w:r>
+              <w:t>246,057</w:t>
+            </w:r>
+          </w:p>
         </w:tc>
         <w:tc>
           <w:tcPr>
             <w:tcW w:w="1154" w:type="dxa"/>
           </w:tcPr>
-          <w:p/>
+          <w:p>
+            <w:r>
+              <w:t>-0.0983</w:t>
+            </w:r>
+          </w:p>
         </w:tc>
         <w:tc>
           <w:tcPr>
             <w:tcW w:w="1545" w:type="dxa"/>
           </w:tcPr>
-          <w:p/>
+          <w:p>
+            <w:r>
+              <w:t>+15.37</w:t>
+            </w:r>
+          </w:p>
         </w:tc>
         <w:tc>
           <w:tcPr>
             <w:tcW w:w="2060" w:type="dxa"/>
           </w:tcPr>
-          <w:p/>
+          <w:p>
+            <w:r>
+              <w:t>+4.56</w:t>
+            </w:r>
+          </w:p>
         </w:tc>
       </w:tr>
       <w:tr>
@@ -4185,55 +5157,91 @@
           <w:tcPr>
             <w:tcW w:w="1283" w:type="dxa"/>
           </w:tcPr>
-          <w:p/>
+          <w:p>
+            <w:r>
+              <w:t>50.17</w:t>
+            </w:r>
+          </w:p>
         </w:tc>
         <w:tc>
           <w:tcPr>
             <w:tcW w:w="1183" w:type="dxa"/>
           </w:tcPr>
-          <w:p/>
+          <w:p>
+            <w:r>
+              <w:t>15.46</w:t>
+            </w:r>
+          </w:p>
         </w:tc>
         <w:tc>
           <w:tcPr>
             <w:tcW w:w="1207" w:type="dxa"/>
           </w:tcPr>
-          <w:p/>
+          <w:p>
+            <w:r>
+              <w:t>16.20</w:t>
+            </w:r>
+          </w:p>
         </w:tc>
         <w:tc>
           <w:tcPr>
             <w:tcW w:w="1240" w:type="dxa"/>
           </w:tcPr>
-          <w:p/>
-        </w:tc>
-        <w:tc>
-          <w:tcPr>
-            <w:tcW w:w="1390" w:type="dxa"/>
-          </w:tcPr>
-          <w:p/>
-        </w:tc>
-        <w:tc>
-          <w:tcPr>
-            <w:tcW w:w="1390" w:type="dxa"/>
-          </w:tcPr>
-          <w:p/>
+          <w:p>
+            <w:r>
+              <w:t>18.18</w:t>
+            </w:r>
+          </w:p>
+        </w:tc>
+        <w:tc>
+          <w:tcPr>
+            <w:tcW w:w="1390" w:type="dxa"/>
+          </w:tcPr>
+          <w:p>
+            <w:r>
+              <w:t>200,082</w:t>
+            </w:r>
+          </w:p>
+        </w:tc>
+        <w:tc>
+          <w:tcPr>
+            <w:tcW w:w="1390" w:type="dxa"/>
+          </w:tcPr>
+          <w:p>
+            <w:r>
+              <w:t>224,593</w:t>
+            </w:r>
+          </w:p>
         </w:tc>
         <w:tc>
           <w:tcPr>
             <w:tcW w:w="1154" w:type="dxa"/>
           </w:tcPr>
-          <w:p/>
+          <w:p>
+            <w:r>
+              <w:t>0.0850</w:t>
+            </w:r>
+          </w:p>
         </w:tc>
         <w:tc>
           <w:tcPr>
             <w:tcW w:w="1545" w:type="dxa"/>
           </w:tcPr>
-          <w:p/>
+          <w:p>
+            <w:r>
+              <w:t>+24.40</w:t>
+            </w:r>
+          </w:p>
         </w:tc>
         <w:tc>
           <w:tcPr>
             <w:tcW w:w="2060" w:type="dxa"/>
           </w:tcPr>
-          <w:p/>
+          <w:p>
+            <w:r>
+              <w:t>+9.17</w:t>
+            </w:r>
+          </w:p>
         </w:tc>
       </w:tr>
       <w:tr>
@@ -4251,55 +5259,91 @@
           <w:tcPr>
             <w:tcW w:w="1283" w:type="dxa"/>
           </w:tcPr>
-          <w:p/>
+          <w:p>
+            <w:r>
+              <w:t>60.26</w:t>
+            </w:r>
+          </w:p>
         </w:tc>
         <w:tc>
           <w:tcPr>
             <w:tcW w:w="1183" w:type="dxa"/>
           </w:tcPr>
-          <w:p/>
+          <w:p>
+            <w:r>
+              <w:t>13.17</w:t>
+            </w:r>
+          </w:p>
         </w:tc>
         <w:tc>
           <w:tcPr>
             <w:tcW w:w="1207" w:type="dxa"/>
           </w:tcPr>
-          <w:p/>
+          <w:p>
+            <w:r>
+              <w:t>12.33</w:t>
+            </w:r>
+          </w:p>
         </w:tc>
         <w:tc>
           <w:tcPr>
             <w:tcW w:w="1240" w:type="dxa"/>
           </w:tcPr>
-          <w:p/>
-        </w:tc>
-        <w:tc>
-          <w:tcPr>
-            <w:tcW w:w="1390" w:type="dxa"/>
-          </w:tcPr>
-          <w:p/>
-        </w:tc>
-        <w:tc>
-          <w:tcPr>
-            <w:tcW w:w="1390" w:type="dxa"/>
-          </w:tcPr>
-          <w:p/>
+          <w:p>
+            <w:r>
+              <w:t>14.24</w:t>
+            </w:r>
+          </w:p>
+        </w:tc>
+        <w:tc>
+          <w:tcPr>
+            <w:tcW w:w="1390" w:type="dxa"/>
+          </w:tcPr>
+          <w:p>
+            <w:r>
+              <w:t>152,352</w:t>
+            </w:r>
+          </w:p>
+        </w:tc>
+        <w:tc>
+          <w:tcPr>
+            <w:tcW w:w="1390" w:type="dxa"/>
+          </w:tcPr>
+          <w:p>
+            <w:r>
+              <w:t>175,938</w:t>
+            </w:r>
+          </w:p>
         </w:tc>
         <w:tc>
           <w:tcPr>
             <w:tcW w:w="1154" w:type="dxa"/>
           </w:tcPr>
-          <w:p/>
+          <w:p>
+            <w:r>
+              <w:t>0.4385</w:t>
+            </w:r>
+          </w:p>
         </w:tc>
         <w:tc>
           <w:tcPr>
             <w:tcW w:w="1545" w:type="dxa"/>
           </w:tcPr>
-          <w:p/>
+          <w:p>
+            <w:r>
+              <w:t>+34.49</w:t>
+            </w:r>
+          </w:p>
         </w:tc>
         <w:tc>
           <w:tcPr>
             <w:tcW w:w="2060" w:type="dxa"/>
           </w:tcPr>
-          <w:p/>
+          <w:p>
+            <w:r>
+              <w:t>+11.46</w:t>
+            </w:r>
+          </w:p>
         </w:tc>
       </w:tr>
     </w:tbl>
@@ -4786,55 +5830,91 @@
           <w:tcPr>
             <w:tcW w:w="1283" w:type="dxa"/>
           </w:tcPr>
-          <w:p/>
+          <w:p>
+            <w:r>
+              <w:t>52.96</w:t>
+            </w:r>
+          </w:p>
         </w:tc>
         <w:tc>
           <w:tcPr>
             <w:tcW w:w="1183" w:type="dxa"/>
           </w:tcPr>
-          <w:p/>
+          <w:p>
+            <w:r>
+              <w:t>15.34</w:t>
+            </w:r>
+          </w:p>
         </w:tc>
         <w:tc>
           <w:tcPr>
             <w:tcW w:w="1207" w:type="dxa"/>
           </w:tcPr>
-          <w:p/>
+          <w:p>
+            <w:r>
+              <w:t>15.02</w:t>
+            </w:r>
+          </w:p>
         </w:tc>
         <w:tc>
           <w:tcPr>
             <w:tcW w:w="1240" w:type="dxa"/>
           </w:tcPr>
-          <w:p/>
-        </w:tc>
-        <w:tc>
-          <w:tcPr>
-            <w:tcW w:w="1390" w:type="dxa"/>
-          </w:tcPr>
-          <w:p/>
-        </w:tc>
-        <w:tc>
-          <w:tcPr>
-            <w:tcW w:w="1390" w:type="dxa"/>
-          </w:tcPr>
-          <w:p/>
+          <w:p>
+            <w:r>
+              <w:t>16.67</w:t>
+            </w:r>
+          </w:p>
+        </w:tc>
+        <w:tc>
+          <w:tcPr>
+            <w:tcW w:w="1390" w:type="dxa"/>
+          </w:tcPr>
+          <w:p>
+            <w:r>
+              <w:t>185,604</w:t>
+            </w:r>
+          </w:p>
+        </w:tc>
+        <w:tc>
+          <w:tcPr>
+            <w:tcW w:w="1390" w:type="dxa"/>
+          </w:tcPr>
+          <w:p>
+            <w:r>
+              <w:t>206,007</w:t>
+            </w:r>
+          </w:p>
         </w:tc>
         <w:tc>
           <w:tcPr>
             <w:tcW w:w="1154" w:type="dxa"/>
           </w:tcPr>
-          <w:p/>
+          <w:p>
+            <w:r>
+              <w:t>0.2301</w:t>
+            </w:r>
+          </w:p>
         </w:tc>
         <w:tc>
           <w:tcPr>
             <w:tcW w:w="1545" w:type="dxa"/>
           </w:tcPr>
-          <w:p/>
+          <w:p>
+            <w:r>
+              <w:t>+27.19</w:t>
+            </w:r>
+          </w:p>
         </w:tc>
         <w:tc>
           <w:tcPr>
             <w:tcW w:w="2060" w:type="dxa"/>
           </w:tcPr>
-          <w:p/>
+          <w:p>
+            <w:r>
+              <w:t>+9.28</w:t>
+            </w:r>
+          </w:p>
         </w:tc>
       </w:tr>
       <w:tr>
@@ -4852,55 +5932,91 @@
           <w:tcPr>
             <w:tcW w:w="1283" w:type="dxa"/>
           </w:tcPr>
-          <w:p/>
+          <w:p>
+            <w:r>
+              <w:t>54.65</w:t>
+            </w:r>
+          </w:p>
         </w:tc>
         <w:tc>
           <w:tcPr>
             <w:tcW w:w="1183" w:type="dxa"/>
           </w:tcPr>
-          <w:p/>
+          <w:p>
+            <w:r>
+              <w:t>14.37</w:t>
+            </w:r>
+          </w:p>
         </w:tc>
         <w:tc>
           <w:tcPr>
             <w:tcW w:w="1207" w:type="dxa"/>
           </w:tcPr>
-          <w:p/>
+          <w:p>
+            <w:r>
+              <w:t>14.42</w:t>
+            </w:r>
+          </w:p>
         </w:tc>
         <w:tc>
           <w:tcPr>
             <w:tcW w:w="1240" w:type="dxa"/>
           </w:tcPr>
-          <w:p/>
-        </w:tc>
-        <w:tc>
-          <w:tcPr>
-            <w:tcW w:w="1390" w:type="dxa"/>
-          </w:tcPr>
-          <w:p/>
-        </w:tc>
-        <w:tc>
-          <w:tcPr>
-            <w:tcW w:w="1390" w:type="dxa"/>
-          </w:tcPr>
-          <w:p/>
+          <w:p>
+            <w:r>
+              <w:t>16.56</w:t>
+            </w:r>
+          </w:p>
+        </w:tc>
+        <w:tc>
+          <w:tcPr>
+            <w:tcW w:w="1390" w:type="dxa"/>
+          </w:tcPr>
+          <w:p>
+            <w:r>
+              <w:t>178,117</w:t>
+            </w:r>
+          </w:p>
+        </w:tc>
+        <w:tc>
+          <w:tcPr>
+            <w:tcW w:w="1390" w:type="dxa"/>
+          </w:tcPr>
+          <w:p>
+            <w:r>
+              <w:t>204,580</w:t>
+            </w:r>
+          </w:p>
         </w:tc>
         <w:tc>
           <w:tcPr>
             <w:tcW w:w="1154" w:type="dxa"/>
           </w:tcPr>
-          <w:p/>
+          <w:p>
+            <w:r>
+              <w:t>0.2408</w:t>
+            </w:r>
+          </w:p>
         </w:tc>
         <w:tc>
           <w:tcPr>
             <w:tcW w:w="1545" w:type="dxa"/>
           </w:tcPr>
-          <w:p/>
+          <w:p>
+            <w:r>
+              <w:t>+28.87</w:t>
+            </w:r>
+          </w:p>
         </w:tc>
         <w:tc>
           <w:tcPr>
             <w:tcW w:w="2060" w:type="dxa"/>
           </w:tcPr>
-          <w:p/>
+          <w:p>
+            <w:r>
+              <w:t>+10.25</w:t>
+            </w:r>
+          </w:p>
         </w:tc>
       </w:tr>
       <w:tr>
@@ -4918,55 +6034,91 @@
           <w:tcPr>
             <w:tcW w:w="1283" w:type="dxa"/>
           </w:tcPr>
-          <w:p/>
+          <w:p>
+            <w:r>
+              <w:t>76.22</w:t>
+            </w:r>
+          </w:p>
         </w:tc>
         <w:tc>
           <w:tcPr>
             <w:tcW w:w="1183" w:type="dxa"/>
           </w:tcPr>
-          <w:p/>
+          <w:p>
+            <w:r>
+              <w:t>7.45</w:t>
+            </w:r>
+          </w:p>
         </w:tc>
         <w:tc>
           <w:tcPr>
             <w:tcW w:w="1207" w:type="dxa"/>
           </w:tcPr>
-          <w:p/>
+          <w:p>
+            <w:r>
+              <w:t>6.78</w:t>
+            </w:r>
+          </w:p>
         </w:tc>
         <w:tc>
           <w:tcPr>
             <w:tcW w:w="1240" w:type="dxa"/>
           </w:tcPr>
-          <w:p/>
-        </w:tc>
-        <w:tc>
-          <w:tcPr>
-            <w:tcW w:w="1390" w:type="dxa"/>
-          </w:tcPr>
-          <w:p/>
-        </w:tc>
-        <w:tc>
-          <w:tcPr>
-            <w:tcW w:w="1390" w:type="dxa"/>
-          </w:tcPr>
-          <w:p/>
+          <w:p>
+            <w:r>
+              <w:t>9.56</w:t>
+            </w:r>
+          </w:p>
+        </w:tc>
+        <w:tc>
+          <w:tcPr>
+            <w:tcW w:w="1390" w:type="dxa"/>
+          </w:tcPr>
+          <w:p>
+            <w:r>
+              <w:t>83,764</w:t>
+            </w:r>
+          </w:p>
+        </w:tc>
+        <w:tc>
+          <w:tcPr>
+            <w:tcW w:w="1390" w:type="dxa"/>
+          </w:tcPr>
+          <w:p>
+            <w:r>
+              <w:t>118,072</w:t>
+            </w:r>
+          </w:p>
         </w:tc>
         <w:tc>
           <w:tcPr>
             <w:tcW w:w="1154" w:type="dxa"/>
           </w:tcPr>
-          <w:p/>
+          <w:p>
+            <w:r>
+              <w:t>0.7471</w:t>
+            </w:r>
+          </w:p>
         </w:tc>
         <w:tc>
           <w:tcPr>
             <w:tcW w:w="1545" w:type="dxa"/>
           </w:tcPr>
-          <w:p/>
+          <w:p>
+            <w:r>
+              <w:t>+50.44</w:t>
+            </w:r>
+          </w:p>
         </w:tc>
         <w:tc>
           <w:tcPr>
             <w:tcW w:w="2060" w:type="dxa"/>
           </w:tcPr>
-          <w:p/>
+          <w:p>
+            <w:r>
+              <w:t>+17.17</w:t>
+            </w:r>
+          </w:p>
         </w:tc>
       </w:tr>
       <w:tr>
@@ -4984,55 +6136,91 @@
           <w:tcPr>
             <w:tcW w:w="1283" w:type="dxa"/>
           </w:tcPr>
-          <w:p/>
+          <w:p>
+            <w:r>
+              <w:t>51.02</w:t>
+            </w:r>
+          </w:p>
         </w:tc>
         <w:tc>
           <w:tcPr>
             <w:tcW w:w="1183" w:type="dxa"/>
           </w:tcPr>
-          <w:p/>
+          <w:p>
+            <w:r>
+              <w:t>15.52</w:t>
+            </w:r>
+          </w:p>
         </w:tc>
         <w:tc>
           <w:tcPr>
             <w:tcW w:w="1207" w:type="dxa"/>
           </w:tcPr>
-          <w:p/>
+          <w:p>
+            <w:r>
+              <w:t>15.91</w:t>
+            </w:r>
+          </w:p>
         </w:tc>
         <w:tc>
           <w:tcPr>
             <w:tcW w:w="1240" w:type="dxa"/>
           </w:tcPr>
-          <w:p/>
-        </w:tc>
-        <w:tc>
-          <w:tcPr>
-            <w:tcW w:w="1390" w:type="dxa"/>
-          </w:tcPr>
-          <w:p/>
-        </w:tc>
-        <w:tc>
-          <w:tcPr>
-            <w:tcW w:w="1390" w:type="dxa"/>
-          </w:tcPr>
-          <w:p/>
+          <w:p>
+            <w:r>
+              <w:t>17.54</w:t>
+            </w:r>
+          </w:p>
+        </w:tc>
+        <w:tc>
+          <w:tcPr>
+            <w:tcW w:w="1390" w:type="dxa"/>
+          </w:tcPr>
+          <w:p>
+            <w:r>
+              <w:t>196,669</w:t>
+            </w:r>
+          </w:p>
+        </w:tc>
+        <w:tc>
+          <w:tcPr>
+            <w:tcW w:w="1390" w:type="dxa"/>
+          </w:tcPr>
+          <w:p>
+            <w:r>
+              <w:t>216,666</w:t>
+            </w:r>
+          </w:p>
         </w:tc>
         <w:tc>
           <w:tcPr>
             <w:tcW w:w="1154" w:type="dxa"/>
           </w:tcPr>
-          <w:p/>
+          <w:p>
+            <w:r>
+              <w:t>0.1484</w:t>
+            </w:r>
+          </w:p>
         </w:tc>
         <w:tc>
           <w:tcPr>
             <w:tcW w:w="1545" w:type="dxa"/>
           </w:tcPr>
-          <w:p/>
+          <w:p>
+            <w:r>
+              <w:t>+25.25</w:t>
+            </w:r>
+          </w:p>
         </w:tc>
         <w:tc>
           <w:tcPr>
             <w:tcW w:w="2060" w:type="dxa"/>
           </w:tcPr>
-          <w:p/>
+          <w:p>
+            <w:r>
+              <w:t>+9.10</w:t>
+            </w:r>
+          </w:p>
         </w:tc>
       </w:tr>
       <w:tr>
@@ -5050,55 +6238,91 @@
           <w:tcPr>
             <w:tcW w:w="1283" w:type="dxa"/>
           </w:tcPr>
-          <w:p/>
+          <w:p>
+            <w:r>
+              <w:t>75.04</w:t>
+            </w:r>
+          </w:p>
         </w:tc>
         <w:tc>
           <w:tcPr>
             <w:tcW w:w="1183" w:type="dxa"/>
           </w:tcPr>
-          <w:p/>
+          <w:p>
+            <w:r>
+              <w:t>7.84</w:t>
+            </w:r>
+          </w:p>
         </w:tc>
         <w:tc>
           <w:tcPr>
             <w:tcW w:w="1207" w:type="dxa"/>
           </w:tcPr>
-          <w:p/>
+          <w:p>
+            <w:r>
+              <w:t>7.05</w:t>
+            </w:r>
+          </w:p>
         </w:tc>
         <w:tc>
           <w:tcPr>
             <w:tcW w:w="1240" w:type="dxa"/>
           </w:tcPr>
-          <w:p/>
-        </w:tc>
-        <w:tc>
-          <w:tcPr>
-            <w:tcW w:w="1390" w:type="dxa"/>
-          </w:tcPr>
-          <w:p/>
-        </w:tc>
-        <w:tc>
-          <w:tcPr>
-            <w:tcW w:w="1390" w:type="dxa"/>
-          </w:tcPr>
-          <w:p/>
+          <w:p>
+            <w:r>
+              <w:t>10.07</w:t>
+            </w:r>
+          </w:p>
+        </w:tc>
+        <w:tc>
+          <w:tcPr>
+            <w:tcW w:w="1390" w:type="dxa"/>
+          </w:tcPr>
+          <w:p>
+            <w:r>
+              <w:t>87,132</w:t>
+            </w:r>
+          </w:p>
+        </w:tc>
+        <w:tc>
+          <w:tcPr>
+            <w:tcW w:w="1390" w:type="dxa"/>
+          </w:tcPr>
+          <w:p>
+            <w:r>
+              <w:t>124,374</w:t>
+            </w:r>
+          </w:p>
         </w:tc>
         <w:tc>
           <w:tcPr>
             <w:tcW w:w="1154" w:type="dxa"/>
           </w:tcPr>
-          <w:p/>
+          <w:p>
+            <w:r>
+              <w:t>0.7194</w:t>
+            </w:r>
+          </w:p>
         </w:tc>
         <w:tc>
           <w:tcPr>
             <w:tcW w:w="1545" w:type="dxa"/>
           </w:tcPr>
-          <w:p/>
+          <w:p>
+            <w:r>
+              <w:t>+49.26</w:t>
+            </w:r>
+          </w:p>
         </w:tc>
         <w:tc>
           <w:tcPr>
             <w:tcW w:w="2060" w:type="dxa"/>
           </w:tcPr>
-          <w:p/>
+          <w:p>
+            <w:r>
+              <w:t>+16.78</w:t>
+            </w:r>
+          </w:p>
         </w:tc>
       </w:tr>
     </w:tbl>
@@ -5586,55 +6810,91 @@
           <w:tcPr>
             <w:tcW w:w="1283" w:type="dxa"/>
           </w:tcPr>
-          <w:p/>
+          <w:p>
+            <w:r>
+              <w:t>74.43</w:t>
+            </w:r>
+          </w:p>
         </w:tc>
         <w:tc>
           <w:tcPr>
             <w:tcW w:w="1183" w:type="dxa"/>
           </w:tcPr>
-          <w:p/>
+          <w:p>
+            <w:r>
+              <w:t>8.02</w:t>
+            </w:r>
+          </w:p>
         </w:tc>
         <w:tc>
           <w:tcPr>
             <w:tcW w:w="1207" w:type="dxa"/>
           </w:tcPr>
-          <w:p/>
+          <w:p>
+            <w:r>
+              <w:t>7.53</w:t>
+            </w:r>
+          </w:p>
         </w:tc>
         <w:tc>
           <w:tcPr>
             <w:tcW w:w="1240" w:type="dxa"/>
           </w:tcPr>
-          <w:p/>
-        </w:tc>
-        <w:tc>
-          <w:tcPr>
-            <w:tcW w:w="1390" w:type="dxa"/>
-          </w:tcPr>
-          <w:p/>
-        </w:tc>
-        <w:tc>
-          <w:tcPr>
-            <w:tcW w:w="1390" w:type="dxa"/>
-          </w:tcPr>
-          <w:p/>
+          <w:p>
+            <w:r>
+              <w:t>10.02</w:t>
+            </w:r>
+          </w:p>
+        </w:tc>
+        <w:tc>
+          <w:tcPr>
+            <w:tcW w:w="1390" w:type="dxa"/>
+          </w:tcPr>
+          <w:p>
+            <w:r>
+              <w:t>93,437</w:t>
+            </w:r>
+          </w:p>
+        </w:tc>
+        <w:tc>
+          <w:tcPr>
+            <w:tcW w:w="1390" w:type="dxa"/>
+          </w:tcPr>
+          <w:p>
+            <w:r>
+              <w:t>124,367</w:t>
+            </w:r>
+          </w:p>
         </w:tc>
         <w:tc>
           <w:tcPr>
             <w:tcW w:w="1154" w:type="dxa"/>
           </w:tcPr>
-          <w:p/>
+          <w:p>
+            <w:r>
+              <w:t>0.7213</w:t>
+            </w:r>
+          </w:p>
         </w:tc>
         <w:tc>
           <w:tcPr>
             <w:tcW w:w="1545" w:type="dxa"/>
           </w:tcPr>
-          <w:p/>
+          <w:p>
+            <w:r>
+              <w:t>+48.81</w:t>
+            </w:r>
+          </w:p>
         </w:tc>
         <w:tc>
           <w:tcPr>
             <w:tcW w:w="2060" w:type="dxa"/>
           </w:tcPr>
-          <w:p/>
+          <w:p>
+            <w:r>
+              <w:t>+16.68</w:t>
+            </w:r>
+          </w:p>
         </w:tc>
       </w:tr>
       <w:tr>
@@ -5652,55 +6912,91 @@
           <w:tcPr>
             <w:tcW w:w="1283" w:type="dxa"/>
           </w:tcPr>
-          <w:p/>
+          <w:p>
+            <w:r>
+              <w:t>70.34</w:t>
+            </w:r>
+          </w:p>
         </w:tc>
         <w:tc>
           <w:tcPr>
             <w:tcW w:w="1183" w:type="dxa"/>
           </w:tcPr>
-          <w:p/>
+          <w:p>
+            <w:r>
+              <w:t>9.39</w:t>
+            </w:r>
+          </w:p>
         </w:tc>
         <w:tc>
           <w:tcPr>
             <w:tcW w:w="1207" w:type="dxa"/>
           </w:tcPr>
-          <w:p/>
+          <w:p>
+            <w:r>
+              <w:t>9.18</w:t>
+            </w:r>
+          </w:p>
         </w:tc>
         <w:tc>
           <w:tcPr>
             <w:tcW w:w="1240" w:type="dxa"/>
           </w:tcPr>
-          <w:p/>
-        </w:tc>
-        <w:tc>
-          <w:tcPr>
-            <w:tcW w:w="1390" w:type="dxa"/>
-          </w:tcPr>
-          <w:p/>
-        </w:tc>
-        <w:tc>
-          <w:tcPr>
-            <w:tcW w:w="1390" w:type="dxa"/>
-          </w:tcPr>
-          <w:p/>
+          <w:p>
+            <w:r>
+              <w:t>11.09</w:t>
+            </w:r>
+          </w:p>
+        </w:tc>
+        <w:tc>
+          <w:tcPr>
+            <w:tcW w:w="1390" w:type="dxa"/>
+          </w:tcPr>
+          <w:p>
+            <w:r>
+              <w:t>113,869</w:t>
+            </w:r>
+          </w:p>
+        </w:tc>
+        <w:tc>
+          <w:tcPr>
+            <w:tcW w:w="1390" w:type="dxa"/>
+          </w:tcPr>
+          <w:p>
+            <w:r>
+              <w:t>137,591</w:t>
+            </w:r>
+          </w:p>
         </w:tc>
         <w:tc>
           <w:tcPr>
             <w:tcW w:w="1154" w:type="dxa"/>
           </w:tcPr>
-          <w:p/>
+          <w:p>
+            <w:r>
+              <w:t>0.6589</w:t>
+            </w:r>
+          </w:p>
         </w:tc>
         <w:tc>
           <w:tcPr>
             <w:tcW w:w="1545" w:type="dxa"/>
           </w:tcPr>
-          <w:p/>
+          <w:p>
+            <w:r>
+              <w:t>+44.73</w:t>
+            </w:r>
+          </w:p>
         </w:tc>
         <w:tc>
           <w:tcPr>
             <w:tcW w:w="2060" w:type="dxa"/>
           </w:tcPr>
-          <w:p/>
+          <w:p>
+            <w:r>
+              <w:t>+15.31</w:t>
+            </w:r>
+          </w:p>
         </w:tc>
       </w:tr>
       <w:tr>
@@ -5718,55 +7014,91 @@
           <w:tcPr>
             <w:tcW w:w="1283" w:type="dxa"/>
           </w:tcPr>
-          <w:p/>
+          <w:p>
+            <w:r>
+              <w:t>57.90</w:t>
+            </w:r>
+          </w:p>
         </w:tc>
         <w:tc>
           <w:tcPr>
             <w:tcW w:w="1183" w:type="dxa"/>
           </w:tcPr>
-          <w:p/>
+          <w:p>
+            <w:r>
+              <w:t>13.41</w:t>
+            </w:r>
+          </w:p>
         </w:tc>
         <w:tc>
           <w:tcPr>
             <w:tcW w:w="1207" w:type="dxa"/>
           </w:tcPr>
-          <w:p/>
+          <w:p>
+            <w:r>
+              <w:t>13.62</w:t>
+            </w:r>
+          </w:p>
         </w:tc>
         <w:tc>
           <w:tcPr>
             <w:tcW w:w="1240" w:type="dxa"/>
           </w:tcPr>
-          <w:p/>
-        </w:tc>
-        <w:tc>
-          <w:tcPr>
-            <w:tcW w:w="1390" w:type="dxa"/>
-          </w:tcPr>
-          <w:p/>
-        </w:tc>
-        <w:tc>
-          <w:tcPr>
-            <w:tcW w:w="1390" w:type="dxa"/>
-          </w:tcPr>
-          <w:p/>
+          <w:p>
+            <w:r>
+              <w:t>15.07</w:t>
+            </w:r>
+          </w:p>
+        </w:tc>
+        <w:tc>
+          <w:tcPr>
+            <w:tcW w:w="1390" w:type="dxa"/>
+          </w:tcPr>
+          <w:p>
+            <w:r>
+              <w:t>169,071</w:t>
+            </w:r>
+          </w:p>
+        </w:tc>
+        <w:tc>
+          <w:tcPr>
+            <w:tcW w:w="1390" w:type="dxa"/>
+          </w:tcPr>
+          <w:p>
+            <w:r>
+              <w:t>186,962</w:t>
+            </w:r>
+          </w:p>
         </w:tc>
         <w:tc>
           <w:tcPr>
             <w:tcW w:w="1154" w:type="dxa"/>
           </w:tcPr>
-          <w:p/>
+          <w:p>
+            <w:r>
+              <w:t>0.3702</w:t>
+            </w:r>
+          </w:p>
         </w:tc>
         <w:tc>
           <w:tcPr>
             <w:tcW w:w="1545" w:type="dxa"/>
           </w:tcPr>
-          <w:p/>
+          <w:p>
+            <w:r>
+              <w:t>+32.28</w:t>
+            </w:r>
+          </w:p>
         </w:tc>
         <w:tc>
           <w:tcPr>
             <w:tcW w:w="2060" w:type="dxa"/>
           </w:tcPr>
-          <w:p/>
+          <w:p>
+            <w:r>
+              <w:t>+11.29</w:t>
+            </w:r>
+          </w:p>
         </w:tc>
       </w:tr>
       <w:tr>
@@ -5784,55 +7116,91 @@
           <w:tcPr>
             <w:tcW w:w="1283" w:type="dxa"/>
           </w:tcPr>
-          <w:p/>
+          <w:p>
+            <w:r>
+              <w:t>71.45</w:t>
+            </w:r>
+          </w:p>
         </w:tc>
         <w:tc>
           <w:tcPr>
             <w:tcW w:w="1183" w:type="dxa"/>
           </w:tcPr>
-          <w:p/>
+          <w:p>
+            <w:r>
+              <w:t>9.02</w:t>
+            </w:r>
+          </w:p>
         </w:tc>
         <w:tc>
           <w:tcPr>
             <w:tcW w:w="1207" w:type="dxa"/>
           </w:tcPr>
-          <w:p/>
+          <w:p>
+            <w:r>
+              <w:t>8.49</w:t>
+            </w:r>
+          </w:p>
         </w:tc>
         <w:tc>
           <w:tcPr>
             <w:tcW w:w="1240" w:type="dxa"/>
           </w:tcPr>
-          <w:p/>
-        </w:tc>
-        <w:tc>
-          <w:tcPr>
-            <w:tcW w:w="1390" w:type="dxa"/>
-          </w:tcPr>
-          <w:p/>
-        </w:tc>
-        <w:tc>
-          <w:tcPr>
-            <w:tcW w:w="1390" w:type="dxa"/>
-          </w:tcPr>
-          <w:p/>
+          <w:p>
+            <w:r>
+              <w:t>11.04</w:t>
+            </w:r>
+          </w:p>
+        </w:tc>
+        <w:tc>
+          <w:tcPr>
+            <w:tcW w:w="1390" w:type="dxa"/>
+          </w:tcPr>
+          <w:p>
+            <w:r>
+              <w:t>105,316</w:t>
+            </w:r>
+          </w:p>
+        </w:tc>
+        <w:tc>
+          <w:tcPr>
+            <w:tcW w:w="1390" w:type="dxa"/>
+          </w:tcPr>
+          <w:p>
+            <w:r>
+              <w:t>137,035</w:t>
+            </w:r>
+          </w:p>
         </w:tc>
         <w:tc>
           <w:tcPr>
             <w:tcW w:w="1154" w:type="dxa"/>
           </w:tcPr>
-          <w:p/>
+          <w:p>
+            <w:r>
+              <w:t>0.6616</w:t>
+            </w:r>
+          </w:p>
         </w:tc>
         <w:tc>
           <w:tcPr>
             <w:tcW w:w="1545" w:type="dxa"/>
           </w:tcPr>
-          <w:p/>
+          <w:p>
+            <w:r>
+              <w:t>+45.84</w:t>
+            </w:r>
+          </w:p>
         </w:tc>
         <w:tc>
           <w:tcPr>
             <w:tcW w:w="2060" w:type="dxa"/>
           </w:tcPr>
-          <w:p/>
+          <w:p>
+            <w:r>
+              <w:t>+15.68</w:t>
+            </w:r>
+          </w:p>
         </w:tc>
       </w:tr>
       <w:tr>
@@ -5850,55 +7218,91 @@
           <w:tcPr>
             <w:tcW w:w="1283" w:type="dxa"/>
           </w:tcPr>
-          <w:p/>
+          <w:p>
+            <w:r>
+              <w:t>65.37</w:t>
+            </w:r>
+          </w:p>
         </w:tc>
         <w:tc>
           <w:tcPr>
             <w:tcW w:w="1183" w:type="dxa"/>
           </w:tcPr>
-          <w:p/>
+          <w:p>
+            <w:r>
+              <w:t>11.03</w:t>
+            </w:r>
+          </w:p>
         </w:tc>
         <w:tc>
           <w:tcPr>
             <w:tcW w:w="1207" w:type="dxa"/>
           </w:tcPr>
-          <w:p/>
+          <w:p>
+            <w:r>
+              <w:t>10.87</w:t>
+            </w:r>
+          </w:p>
         </w:tc>
         <w:tc>
           <w:tcPr>
             <w:tcW w:w="1240" w:type="dxa"/>
           </w:tcPr>
-          <w:p/>
-        </w:tc>
-        <w:tc>
-          <w:tcPr>
-            <w:tcW w:w="1390" w:type="dxa"/>
-          </w:tcPr>
-          <w:p/>
-        </w:tc>
-        <w:tc>
-          <w:tcPr>
-            <w:tcW w:w="1390" w:type="dxa"/>
-          </w:tcPr>
-          <w:p/>
+          <w:p>
+            <w:r>
+              <w:t>12.73</w:t>
+            </w:r>
+          </w:p>
+        </w:tc>
+        <w:tc>
+          <w:tcPr>
+            <w:tcW w:w="1390" w:type="dxa"/>
+          </w:tcPr>
+          <w:p>
+            <w:r>
+              <w:t>134,902</w:t>
+            </w:r>
+          </w:p>
+        </w:tc>
+        <w:tc>
+          <w:tcPr>
+            <w:tcW w:w="1390" w:type="dxa"/>
+          </w:tcPr>
+          <w:p>
+            <w:r>
+              <w:t>157,930</w:t>
+            </w:r>
+          </w:p>
         </w:tc>
         <w:tc>
           <w:tcPr>
             <w:tcW w:w="1154" w:type="dxa"/>
           </w:tcPr>
-          <w:p/>
+          <w:p>
+            <w:r>
+              <w:t>0.5506</w:t>
+            </w:r>
+          </w:p>
         </w:tc>
         <w:tc>
           <w:tcPr>
             <w:tcW w:w="1545" w:type="dxa"/>
           </w:tcPr>
-          <w:p/>
+          <w:p>
+            <w:r>
+              <w:t>+39.75</w:t>
+            </w:r>
+          </w:p>
         </w:tc>
         <w:tc>
           <w:tcPr>
             <w:tcW w:w="2060" w:type="dxa"/>
           </w:tcPr>
-          <w:p/>
+          <w:p>
+            <w:r>
+              <w:t>+13.67</w:t>
+            </w:r>
+          </w:p>
         </w:tc>
       </w:tr>
       <w:tr>
@@ -5916,55 +7320,91 @@
           <w:tcPr>
             <w:tcW w:w="1283" w:type="dxa"/>
           </w:tcPr>
-          <w:p/>
+          <w:p>
+            <w:r>
+              <w:t>67.14</w:t>
+            </w:r>
+          </w:p>
         </w:tc>
         <w:tc>
           <w:tcPr>
             <w:tcW w:w="1183" w:type="dxa"/>
           </w:tcPr>
-          <w:p/>
+          <w:p>
+            <w:r>
+              <w:t>10.40</w:t>
+            </w:r>
+          </w:p>
         </w:tc>
         <w:tc>
           <w:tcPr>
             <w:tcW w:w="1207" w:type="dxa"/>
           </w:tcPr>
-          <w:p/>
+          <w:p>
+            <w:r>
+              <w:t>10.34</w:t>
+            </w:r>
+          </w:p>
         </w:tc>
         <w:tc>
           <w:tcPr>
             <w:tcW w:w="1240" w:type="dxa"/>
           </w:tcPr>
-          <w:p/>
-        </w:tc>
-        <w:tc>
-          <w:tcPr>
-            <w:tcW w:w="1390" w:type="dxa"/>
-          </w:tcPr>
-          <w:p/>
-        </w:tc>
-        <w:tc>
-          <w:tcPr>
-            <w:tcW w:w="1390" w:type="dxa"/>
-          </w:tcPr>
-          <w:p/>
+          <w:p>
+            <w:r>
+              <w:t>12.12</w:t>
+            </w:r>
+          </w:p>
+        </w:tc>
+        <w:tc>
+          <w:tcPr>
+            <w:tcW w:w="1390" w:type="dxa"/>
+          </w:tcPr>
+          <w:p>
+            <w:r>
+              <w:t>128,271</w:t>
+            </w:r>
+          </w:p>
+        </w:tc>
+        <w:tc>
+          <w:tcPr>
+            <w:tcW w:w="1390" w:type="dxa"/>
+          </w:tcPr>
+          <w:p>
+            <w:r>
+              <w:t>150,453</w:t>
+            </w:r>
+          </w:p>
         </w:tc>
         <w:tc>
           <w:tcPr>
             <w:tcW w:w="1154" w:type="dxa"/>
           </w:tcPr>
-          <w:p/>
+          <w:p>
+            <w:r>
+              <w:t>0.5921</w:t>
+            </w:r>
+          </w:p>
         </w:tc>
         <w:tc>
           <w:tcPr>
             <w:tcW w:w="1545" w:type="dxa"/>
           </w:tcPr>
-          <w:p/>
+          <w:p>
+            <w:r>
+              <w:t>+41.53</w:t>
+            </w:r>
+          </w:p>
         </w:tc>
         <w:tc>
           <w:tcPr>
             <w:tcW w:w="2060" w:type="dxa"/>
           </w:tcPr>
-          <w:p/>
+          <w:p>
+            <w:r>
+              <w:t>+14.30</w:t>
+            </w:r>
+          </w:p>
         </w:tc>
       </w:tr>
       <w:tr>
@@ -5982,55 +7422,91 @@
           <w:tcPr>
             <w:tcW w:w="1283" w:type="dxa"/>
           </w:tcPr>
-          <w:p/>
+          <w:p>
+            <w:r>
+              <w:t>75.37</w:t>
+            </w:r>
+          </w:p>
         </w:tc>
         <w:tc>
           <w:tcPr>
             <w:tcW w:w="1183" w:type="dxa"/>
           </w:tcPr>
-          <w:p/>
+          <w:p>
+            <w:r>
+              <w:t>7.86</w:t>
+            </w:r>
+          </w:p>
         </w:tc>
         <w:tc>
           <w:tcPr>
             <w:tcW w:w="1207" w:type="dxa"/>
           </w:tcPr>
-          <w:p/>
+          <w:p>
+            <w:r>
+              <w:t>6.91</w:t>
+            </w:r>
+          </w:p>
         </w:tc>
         <w:tc>
           <w:tcPr>
             <w:tcW w:w="1240" w:type="dxa"/>
           </w:tcPr>
-          <w:p/>
-        </w:tc>
-        <w:tc>
-          <w:tcPr>
-            <w:tcW w:w="1390" w:type="dxa"/>
-          </w:tcPr>
-          <w:p/>
-        </w:tc>
-        <w:tc>
-          <w:tcPr>
-            <w:tcW w:w="1390" w:type="dxa"/>
-          </w:tcPr>
-          <w:p/>
+          <w:p>
+            <w:r>
+              <w:t>9.86</w:t>
+            </w:r>
+          </w:p>
+        </w:tc>
+        <w:tc>
+          <w:tcPr>
+            <w:tcW w:w="1390" w:type="dxa"/>
+          </w:tcPr>
+          <w:p>
+            <w:r>
+              <w:t>85,703</w:t>
+            </w:r>
+          </w:p>
+        </w:tc>
+        <w:tc>
+          <w:tcPr>
+            <w:tcW w:w="1390" w:type="dxa"/>
+          </w:tcPr>
+          <w:p>
+            <w:r>
+              <w:t>122,404</w:t>
+            </w:r>
+          </w:p>
         </w:tc>
         <w:tc>
           <w:tcPr>
             <w:tcW w:w="1154" w:type="dxa"/>
           </w:tcPr>
-          <w:p/>
+          <w:p>
+            <w:r>
+              <w:t>0.7300</w:t>
+            </w:r>
+          </w:p>
         </w:tc>
         <w:tc>
           <w:tcPr>
             <w:tcW w:w="1545" w:type="dxa"/>
           </w:tcPr>
-          <w:p/>
+          <w:p>
+            <w:r>
+              <w:t>+49.76</w:t>
+            </w:r>
+          </w:p>
         </w:tc>
         <w:tc>
           <w:tcPr>
             <w:tcW w:w="2060" w:type="dxa"/>
           </w:tcPr>
-          <w:p/>
+          <w:p>
+            <w:r>
+              <w:t>+16.84</w:t>
+            </w:r>
+          </w:p>
         </w:tc>
       </w:tr>
     </w:tbl>
@@ -6522,55 +7998,91 @@
           <w:tcPr>
             <w:tcW w:w="1283" w:type="dxa"/>
           </w:tcPr>
-          <w:p/>
+          <w:p>
+            <w:r>
+              <w:t>53.50</w:t>
+            </w:r>
+          </w:p>
         </w:tc>
         <w:tc>
           <w:tcPr>
             <w:tcW w:w="1183" w:type="dxa"/>
           </w:tcPr>
-          <w:p/>
+          <w:p>
+            <w:r>
+              <w:t>14.80</w:t>
+            </w:r>
+          </w:p>
         </w:tc>
         <w:tc>
           <w:tcPr>
             <w:tcW w:w="1207" w:type="dxa"/>
           </w:tcPr>
-          <w:p/>
+          <w:p>
+            <w:r>
+              <w:t>14.75</w:t>
+            </w:r>
+          </w:p>
         </w:tc>
         <w:tc>
           <w:tcPr>
             <w:tcW w:w="1240" w:type="dxa"/>
           </w:tcPr>
-          <w:p/>
-        </w:tc>
-        <w:tc>
-          <w:tcPr>
-            <w:tcW w:w="1390" w:type="dxa"/>
-          </w:tcPr>
-          <w:p/>
-        </w:tc>
-        <w:tc>
-          <w:tcPr>
-            <w:tcW w:w="1390" w:type="dxa"/>
-          </w:tcPr>
-          <w:p/>
+          <w:p>
+            <w:r>
+              <w:t>16.95</w:t>
+            </w:r>
+          </w:p>
+        </w:tc>
+        <w:tc>
+          <w:tcPr>
+            <w:tcW w:w="1390" w:type="dxa"/>
+          </w:tcPr>
+          <w:p>
+            <w:r>
+              <w:t>183,054</w:t>
+            </w:r>
+          </w:p>
+        </w:tc>
+        <w:tc>
+          <w:tcPr>
+            <w:tcW w:w="1390" w:type="dxa"/>
+          </w:tcPr>
+          <w:p>
+            <w:r>
+              <w:t>210,307</w:t>
+            </w:r>
+          </w:p>
         </w:tc>
         <w:tc>
           <w:tcPr>
             <w:tcW w:w="1154" w:type="dxa"/>
           </w:tcPr>
-          <w:p/>
+          <w:p>
+            <w:r>
+              <w:t>0.2031</w:t>
+            </w:r>
+          </w:p>
         </w:tc>
         <w:tc>
           <w:tcPr>
             <w:tcW w:w="1545" w:type="dxa"/>
           </w:tcPr>
-          <w:p/>
+          <w:p>
+            <w:r>
+              <w:t>+27.89</w:t>
+            </w:r>
+          </w:p>
         </w:tc>
         <w:tc>
           <w:tcPr>
             <w:tcW w:w="2060" w:type="dxa"/>
           </w:tcPr>
-          <w:p/>
+          <w:p>
+            <w:r>
+              <w:t>+9.90</w:t>
+            </w:r>
+          </w:p>
         </w:tc>
       </w:tr>
       <w:tr>
@@ -6588,55 +8100,91 @@
           <w:tcPr>
             <w:tcW w:w="1283" w:type="dxa"/>
           </w:tcPr>
-          <w:p/>
+          <w:p>
+            <w:r>
+              <w:t>50.13</w:t>
+            </w:r>
+          </w:p>
         </w:tc>
         <w:tc>
           <w:tcPr>
             <w:tcW w:w="1183" w:type="dxa"/>
           </w:tcPr>
-          <w:p/>
+          <w:p>
+            <w:r>
+              <w:t>15.83</w:t>
+            </w:r>
+          </w:p>
         </w:tc>
         <w:tc>
           <w:tcPr>
             <w:tcW w:w="1207" w:type="dxa"/>
           </w:tcPr>
-          <w:p/>
+          <w:p>
+            <w:r>
+              <w:t>16.09</w:t>
+            </w:r>
+          </w:p>
         </w:tc>
         <w:tc>
           <w:tcPr>
             <w:tcW w:w="1240" w:type="dxa"/>
           </w:tcPr>
-          <w:p/>
-        </w:tc>
-        <w:tc>
-          <w:tcPr>
-            <w:tcW w:w="1390" w:type="dxa"/>
-          </w:tcPr>
-          <w:p/>
-        </w:tc>
-        <w:tc>
-          <w:tcPr>
-            <w:tcW w:w="1390" w:type="dxa"/>
-          </w:tcPr>
-          <w:p/>
+          <w:p>
+            <w:r>
+              <w:t>17.95</w:t>
+            </w:r>
+          </w:p>
+        </w:tc>
+        <w:tc>
+          <w:tcPr>
+            <w:tcW w:w="1390" w:type="dxa"/>
+          </w:tcPr>
+          <w:p>
+            <w:r>
+              <w:t>199,726</w:t>
+            </w:r>
+          </w:p>
+        </w:tc>
+        <w:tc>
+          <w:tcPr>
+            <w:tcW w:w="1390" w:type="dxa"/>
+          </w:tcPr>
+          <w:p>
+            <w:r>
+              <w:t>222,755</w:t>
+            </w:r>
+          </w:p>
         </w:tc>
         <w:tc>
           <w:tcPr>
             <w:tcW w:w="1154" w:type="dxa"/>
           </w:tcPr>
-          <w:p/>
+          <w:p>
+            <w:r>
+              <w:t>0.1060</w:t>
+            </w:r>
+          </w:p>
         </w:tc>
         <w:tc>
           <w:tcPr>
             <w:tcW w:w="1545" w:type="dxa"/>
           </w:tcPr>
-          <w:p/>
+          <w:p>
+            <w:r>
+              <w:t>+24.51</w:t>
+            </w:r>
+          </w:p>
         </w:tc>
         <w:tc>
           <w:tcPr>
             <w:tcW w:w="2060" w:type="dxa"/>
           </w:tcPr>
-          <w:p/>
+          <w:p>
+            <w:r>
+              <w:t>+8.88</w:t>
+            </w:r>
+          </w:p>
         </w:tc>
       </w:tr>
       <w:tr>
@@ -6654,55 +8202,91 @@
           <w:tcPr>
             <w:tcW w:w="1283" w:type="dxa"/>
           </w:tcPr>
-          <w:p/>
+          <w:p>
+            <w:r>
+              <w:t>42.26</w:t>
+            </w:r>
+          </w:p>
         </w:tc>
         <w:tc>
           <w:tcPr>
             <w:tcW w:w="1183" w:type="dxa"/>
           </w:tcPr>
-          <w:p/>
+          <w:p>
+            <w:r>
+              <w:t>19.91</w:t>
+            </w:r>
+          </w:p>
         </w:tc>
         <w:tc>
           <w:tcPr>
             <w:tcW w:w="1207" w:type="dxa"/>
           </w:tcPr>
-          <w:p/>
+          <w:p>
+            <w:r>
+              <w:t>18.07</w:t>
+            </w:r>
+          </w:p>
         </w:tc>
         <w:tc>
           <w:tcPr>
             <w:tcW w:w="1240" w:type="dxa"/>
           </w:tcPr>
-          <w:p/>
-        </w:tc>
-        <w:tc>
-          <w:tcPr>
-            <w:tcW w:w="1390" w:type="dxa"/>
-          </w:tcPr>
-          <w:p/>
-        </w:tc>
-        <w:tc>
-          <w:tcPr>
-            <w:tcW w:w="1390" w:type="dxa"/>
-          </w:tcPr>
-          <w:p/>
+          <w:p>
+            <w:r>
+              <w:t>19.77</w:t>
+            </w:r>
+          </w:p>
+        </w:tc>
+        <w:tc>
+          <w:tcPr>
+            <w:tcW w:w="1390" w:type="dxa"/>
+          </w:tcPr>
+          <w:p>
+            <w:r>
+              <w:t>224,192</w:t>
+            </w:r>
+          </w:p>
+        </w:tc>
+        <w:tc>
+          <w:tcPr>
+            <w:tcW w:w="1390" w:type="dxa"/>
+          </w:tcPr>
+          <w:p>
+            <w:r>
+              <w:t>245,379</w:t>
+            </w:r>
+          </w:p>
         </w:tc>
         <w:tc>
           <w:tcPr>
             <w:tcW w:w="1154" w:type="dxa"/>
           </w:tcPr>
-          <w:p/>
+          <w:p>
+            <w:r>
+              <w:t>-0.0849</w:t>
+            </w:r>
+          </w:p>
         </w:tc>
         <w:tc>
           <w:tcPr>
             <w:tcW w:w="1545" w:type="dxa"/>
           </w:tcPr>
-          <w:p/>
+          <w:p>
+            <w:r>
+              <w:t>+16.64</w:t>
+            </w:r>
+          </w:p>
         </w:tc>
         <w:tc>
           <w:tcPr>
             <w:tcW w:w="2060" w:type="dxa"/>
           </w:tcPr>
-          <w:p/>
+          <w:p>
+            <w:r>
+              <w:t>+4.80</w:t>
+            </w:r>
+          </w:p>
         </w:tc>
       </w:tr>
       <w:tr>
@@ -6720,55 +8304,91 @@
           <w:tcPr>
             <w:tcW w:w="1283" w:type="dxa"/>
           </w:tcPr>
-          <w:p/>
+          <w:p>
+            <w:r>
+              <w:t>65.98</w:t>
+            </w:r>
+          </w:p>
         </w:tc>
         <w:tc>
           <w:tcPr>
             <w:tcW w:w="1183" w:type="dxa"/>
           </w:tcPr>
-          <w:p/>
+          <w:p>
+            <w:r>
+              <w:t>11.23</w:t>
+            </w:r>
+          </w:p>
         </w:tc>
         <w:tc>
           <w:tcPr>
             <w:tcW w:w="1207" w:type="dxa"/>
           </w:tcPr>
-          <w:p/>
+          <w:p>
+            <w:r>
+              <w:t>9.70</w:t>
+            </w:r>
+          </w:p>
         </w:tc>
         <w:tc>
           <w:tcPr>
             <w:tcW w:w="1240" w:type="dxa"/>
           </w:tcPr>
-          <w:p/>
-        </w:tc>
-        <w:tc>
-          <w:tcPr>
-            <w:tcW w:w="1390" w:type="dxa"/>
-          </w:tcPr>
-          <w:p/>
-        </w:tc>
-        <w:tc>
-          <w:tcPr>
-            <w:tcW w:w="1390" w:type="dxa"/>
-          </w:tcPr>
-          <w:p/>
+          <w:p>
+            <w:r>
+              <w:t>13.08</w:t>
+            </w:r>
+          </w:p>
+        </w:tc>
+        <w:tc>
+          <w:tcPr>
+            <w:tcW w:w="1390" w:type="dxa"/>
+          </w:tcPr>
+          <w:p>
+            <w:r>
+              <w:t>120,431</w:t>
+            </w:r>
+          </w:p>
+        </w:tc>
+        <w:tc>
+          <w:tcPr>
+            <w:tcW w:w="1390" w:type="dxa"/>
+          </w:tcPr>
+          <w:p>
+            <w:r>
+              <w:t>162,311</w:t>
+            </w:r>
+          </w:p>
         </w:tc>
         <w:tc>
           <w:tcPr>
             <w:tcW w:w="1154" w:type="dxa"/>
           </w:tcPr>
-          <w:p/>
+          <w:p>
+            <w:r>
+              <w:t>0.5253</w:t>
+            </w:r>
+          </w:p>
         </w:tc>
         <w:tc>
           <w:tcPr>
             <w:tcW w:w="1545" w:type="dxa"/>
           </w:tcPr>
-          <w:p/>
+          <w:p>
+            <w:r>
+              <w:t>+40.37</w:t>
+            </w:r>
+          </w:p>
         </w:tc>
         <w:tc>
           <w:tcPr>
             <w:tcW w:w="2060" w:type="dxa"/>
           </w:tcPr>
-          <w:p/>
+          <w:p>
+            <w:r>
+              <w:t>+13.47</w:t>
+            </w:r>
+          </w:p>
         </w:tc>
       </w:tr>
       <w:tr>
@@ -6786,55 +8406,91 @@
           <w:tcPr>
             <w:tcW w:w="1283" w:type="dxa"/>
           </w:tcPr>
-          <w:p/>
+          <w:p>
+            <w:r>
+              <w:t>52.13</w:t>
+            </w:r>
+          </w:p>
         </w:tc>
         <w:tc>
           <w:tcPr>
             <w:tcW w:w="1183" w:type="dxa"/>
           </w:tcPr>
-          <w:p/>
+          <w:p>
+            <w:r>
+              <w:t>16.12</w:t>
+            </w:r>
+          </w:p>
         </w:tc>
         <w:tc>
           <w:tcPr>
             <w:tcW w:w="1207" w:type="dxa"/>
           </w:tcPr>
-          <w:p/>
+          <w:p>
+            <w:r>
+              <w:t>15.08</w:t>
+            </w:r>
+          </w:p>
         </w:tc>
         <w:tc>
           <w:tcPr>
             <w:tcW w:w="1240" w:type="dxa"/>
           </w:tcPr>
-          <w:p/>
-        </w:tc>
-        <w:tc>
-          <w:tcPr>
-            <w:tcW w:w="1390" w:type="dxa"/>
-          </w:tcPr>
-          <w:p/>
-        </w:tc>
-        <w:tc>
-          <w:tcPr>
-            <w:tcW w:w="1390" w:type="dxa"/>
-          </w:tcPr>
-          <w:p/>
+          <w:p>
+            <w:r>
+              <w:t>16.66</w:t>
+            </w:r>
+          </w:p>
+        </w:tc>
+        <w:tc>
+          <w:tcPr>
+            <w:tcW w:w="1390" w:type="dxa"/>
+          </w:tcPr>
+          <w:p>
+            <w:r>
+              <w:t>187,195</w:t>
+            </w:r>
+          </w:p>
+        </w:tc>
+        <w:tc>
+          <w:tcPr>
+            <w:tcW w:w="1390" w:type="dxa"/>
+          </w:tcPr>
+          <w:p>
+            <w:r>
+              <w:t>206,777</w:t>
+            </w:r>
+          </w:p>
         </w:tc>
         <w:tc>
           <w:tcPr>
             <w:tcW w:w="1154" w:type="dxa"/>
           </w:tcPr>
-          <w:p/>
+          <w:p>
+            <w:r>
+              <w:t>0.2296</w:t>
+            </w:r>
+          </w:p>
         </w:tc>
         <w:tc>
           <w:tcPr>
             <w:tcW w:w="1545" w:type="dxa"/>
           </w:tcPr>
-          <w:p/>
+          <w:p>
+            <w:r>
+              <w:t>+26.52</w:t>
+            </w:r>
+          </w:p>
         </w:tc>
         <w:tc>
           <w:tcPr>
             <w:tcW w:w="2060" w:type="dxa"/>
           </w:tcPr>
-          <w:p/>
+          <w:p>
+            <w:r>
+              <w:t>+8.58</w:t>
+            </w:r>
+          </w:p>
         </w:tc>
       </w:tr>
     </w:tbl>
@@ -7321,55 +8977,91 @@
           <w:tcPr>
             <w:tcW w:w="1283" w:type="dxa"/>
           </w:tcPr>
-          <w:p/>
+          <w:p>
+            <w:r>
+              <w:t>55.14</w:t>
+            </w:r>
+          </w:p>
         </w:tc>
         <w:tc>
           <w:tcPr>
             <w:tcW w:w="1183" w:type="dxa"/>
           </w:tcPr>
-          <w:p/>
+          <w:p>
+            <w:r>
+              <w:t>14.59</w:t>
+            </w:r>
+          </w:p>
         </w:tc>
         <w:tc>
           <w:tcPr>
             <w:tcW w:w="1207" w:type="dxa"/>
           </w:tcPr>
-          <w:p/>
+          <w:p>
+            <w:r>
+              <w:t>14.19</w:t>
+            </w:r>
+          </w:p>
         </w:tc>
         <w:tc>
           <w:tcPr>
             <w:tcW w:w="1240" w:type="dxa"/>
           </w:tcPr>
-          <w:p/>
-        </w:tc>
-        <w:tc>
-          <w:tcPr>
-            <w:tcW w:w="1390" w:type="dxa"/>
-          </w:tcPr>
-          <w:p/>
-        </w:tc>
-        <w:tc>
-          <w:tcPr>
-            <w:tcW w:w="1390" w:type="dxa"/>
-          </w:tcPr>
-          <w:p/>
+          <w:p>
+            <w:r>
+              <w:t>16.08</w:t>
+            </w:r>
+          </w:p>
+        </w:tc>
+        <w:tc>
+          <w:tcPr>
+            <w:tcW w:w="1390" w:type="dxa"/>
+          </w:tcPr>
+          <w:p>
+            <w:r>
+              <w:t>176,101</w:t>
+            </w:r>
+          </w:p>
+        </w:tc>
+        <w:tc>
+          <w:tcPr>
+            <w:tcW w:w="1390" w:type="dxa"/>
+          </w:tcPr>
+          <w:p>
+            <w:r>
+              <w:t>199,615</w:t>
+            </w:r>
+          </w:p>
         </w:tc>
         <w:tc>
           <w:tcPr>
             <w:tcW w:w="1154" w:type="dxa"/>
           </w:tcPr>
-          <w:p/>
+          <w:p>
+            <w:r>
+              <w:t>0.2821</w:t>
+            </w:r>
+          </w:p>
         </w:tc>
         <w:tc>
           <w:tcPr>
             <w:tcW w:w="1545" w:type="dxa"/>
           </w:tcPr>
-          <w:p/>
+          <w:p>
+            <w:r>
+              <w:t>+29.52</w:t>
+            </w:r>
+          </w:p>
         </w:tc>
         <w:tc>
           <w:tcPr>
             <w:tcW w:w="2060" w:type="dxa"/>
           </w:tcPr>
-          <w:p/>
+          <w:p>
+            <w:r>
+              <w:t>+10.11</w:t>
+            </w:r>
+          </w:p>
         </w:tc>
       </w:tr>
       <w:tr>
@@ -7387,55 +9079,91 @@
           <w:tcPr>
             <w:tcW w:w="1283" w:type="dxa"/>
           </w:tcPr>
-          <w:p/>
+          <w:p>
+            <w:r>
+              <w:t>58.59</w:t>
+            </w:r>
+          </w:p>
         </w:tc>
         <w:tc>
           <w:tcPr>
             <w:tcW w:w="1183" w:type="dxa"/>
           </w:tcPr>
-          <w:p/>
+          <w:p>
+            <w:r>
+              <w:t>13.27</w:t>
+            </w:r>
+          </w:p>
         </w:tc>
         <w:tc>
           <w:tcPr>
             <w:tcW w:w="1207" w:type="dxa"/>
           </w:tcPr>
-          <w:p/>
+          <w:p>
+            <w:r>
+              <w:t>13.12</w:t>
+            </w:r>
+          </w:p>
         </w:tc>
         <w:tc>
           <w:tcPr>
             <w:tcW w:w="1240" w:type="dxa"/>
           </w:tcPr>
-          <w:p/>
-        </w:tc>
-        <w:tc>
-          <w:tcPr>
-            <w:tcW w:w="1390" w:type="dxa"/>
-          </w:tcPr>
-          <w:p/>
-        </w:tc>
-        <w:tc>
-          <w:tcPr>
-            <w:tcW w:w="1390" w:type="dxa"/>
-          </w:tcPr>
-          <w:p/>
+          <w:p>
+            <w:r>
+              <w:t>15.03</w:t>
+            </w:r>
+          </w:p>
+        </w:tc>
+        <w:tc>
+          <w:tcPr>
+            <w:tcW w:w="1390" w:type="dxa"/>
+          </w:tcPr>
+          <w:p>
+            <w:r>
+              <w:t>162,795</w:t>
+            </w:r>
+          </w:p>
+        </w:tc>
+        <w:tc>
+          <w:tcPr>
+            <w:tcW w:w="1390" w:type="dxa"/>
+          </w:tcPr>
+          <w:p>
+            <w:r>
+              <w:t>186,504</w:t>
+            </w:r>
+          </w:p>
         </w:tc>
         <w:tc>
           <w:tcPr>
             <w:tcW w:w="1154" w:type="dxa"/>
           </w:tcPr>
-          <w:p/>
+          <w:p>
+            <w:r>
+              <w:t>0.3733</w:t>
+            </w:r>
+          </w:p>
         </w:tc>
         <w:tc>
           <w:tcPr>
             <w:tcW w:w="1545" w:type="dxa"/>
           </w:tcPr>
-          <w:p/>
+          <w:p>
+            <w:r>
+              <w:t>+32.97</w:t>
+            </w:r>
+          </w:p>
         </w:tc>
         <w:tc>
           <w:tcPr>
             <w:tcW w:w="2060" w:type="dxa"/>
           </w:tcPr>
-          <w:p/>
+          <w:p>
+            <w:r>
+              <w:t>+11.43</w:t>
+            </w:r>
+          </w:p>
         </w:tc>
       </w:tr>
       <w:tr>
@@ -7453,55 +9181,91 @@
           <w:tcPr>
             <w:tcW w:w="1283" w:type="dxa"/>
           </w:tcPr>
-          <w:p/>
+          <w:p>
+            <w:r>
+              <w:t>77.29</w:t>
+            </w:r>
+          </w:p>
         </w:tc>
         <w:tc>
           <w:tcPr>
             <w:tcW w:w="1183" w:type="dxa"/>
           </w:tcPr>
-          <w:p/>
+          <w:p>
+            <w:r>
+              <w:t>7.10</w:t>
+            </w:r>
+          </w:p>
         </w:tc>
         <w:tc>
           <w:tcPr>
             <w:tcW w:w="1207" w:type="dxa"/>
           </w:tcPr>
-          <w:p/>
+          <w:p>
+            <w:r>
+              <w:t>6.21</w:t>
+            </w:r>
+          </w:p>
         </w:tc>
         <w:tc>
           <w:tcPr>
             <w:tcW w:w="1240" w:type="dxa"/>
           </w:tcPr>
-          <w:p/>
-        </w:tc>
-        <w:tc>
-          <w:tcPr>
-            <w:tcW w:w="1390" w:type="dxa"/>
-          </w:tcPr>
-          <w:p/>
-        </w:tc>
-        <w:tc>
-          <w:tcPr>
-            <w:tcW w:w="1390" w:type="dxa"/>
-          </w:tcPr>
-          <w:p/>
+          <w:p>
+            <w:r>
+              <w:t>9.40</w:t>
+            </w:r>
+          </w:p>
+        </w:tc>
+        <w:tc>
+          <w:tcPr>
+            <w:tcW w:w="1390" w:type="dxa"/>
+          </w:tcPr>
+          <w:p>
+            <w:r>
+              <w:t>77,011</w:t>
+            </w:r>
+          </w:p>
+        </w:tc>
+        <w:tc>
+          <w:tcPr>
+            <w:tcW w:w="1390" w:type="dxa"/>
+          </w:tcPr>
+          <w:p>
+            <w:r>
+              <w:t>116,653</w:t>
+            </w:r>
+          </w:p>
         </w:tc>
         <w:tc>
           <w:tcPr>
             <w:tcW w:w="1154" w:type="dxa"/>
           </w:tcPr>
-          <w:p/>
+          <w:p>
+            <w:r>
+              <w:t>0.7548</w:t>
+            </w:r>
+          </w:p>
         </w:tc>
         <w:tc>
           <w:tcPr>
             <w:tcW w:w="1545" w:type="dxa"/>
           </w:tcPr>
-          <w:p/>
+          <w:p>
+            <w:r>
+              <w:t>+51.67</w:t>
+            </w:r>
+          </w:p>
         </w:tc>
         <w:tc>
           <w:tcPr>
             <w:tcW w:w="2060" w:type="dxa"/>
           </w:tcPr>
-          <w:p/>
+          <w:p>
+            <w:r>
+              <w:t>+17.60</w:t>
+            </w:r>
+          </w:p>
         </w:tc>
       </w:tr>
       <w:tr>
@@ -7519,55 +9283,91 @@
           <w:tcPr>
             <w:tcW w:w="1283" w:type="dxa"/>
           </w:tcPr>
-          <w:p/>
+          <w:p>
+            <w:r>
+              <w:t>37.94</w:t>
+            </w:r>
+          </w:p>
         </w:tc>
         <w:tc>
           <w:tcPr>
             <w:tcW w:w="1183" w:type="dxa"/>
           </w:tcPr>
-          <w:p/>
+          <w:p>
+            <w:r>
+              <w:t>20.64</w:t>
+            </w:r>
+          </w:p>
         </w:tc>
         <w:tc>
           <w:tcPr>
             <w:tcW w:w="1207" w:type="dxa"/>
           </w:tcPr>
-          <w:p/>
+          <w:p>
+            <w:r>
+              <w:t>20.18</w:t>
+            </w:r>
+          </w:p>
         </w:tc>
         <w:tc>
           <w:tcPr>
             <w:tcW w:w="1240" w:type="dxa"/>
           </w:tcPr>
-          <w:p/>
-        </w:tc>
-        <w:tc>
-          <w:tcPr>
-            <w:tcW w:w="1390" w:type="dxa"/>
-          </w:tcPr>
-          <w:p/>
-        </w:tc>
-        <w:tc>
-          <w:tcPr>
-            <w:tcW w:w="1390" w:type="dxa"/>
-          </w:tcPr>
-          <w:p/>
+          <w:p>
+            <w:r>
+              <w:t>21.24</w:t>
+            </w:r>
+          </w:p>
+        </w:tc>
+        <w:tc>
+          <w:tcPr>
+            <w:tcW w:w="1390" w:type="dxa"/>
+          </w:tcPr>
+          <w:p>
+            <w:r>
+              <w:t>250,375</w:t>
+            </w:r>
+          </w:p>
+        </w:tc>
+        <w:tc>
+          <w:tcPr>
+            <w:tcW w:w="1390" w:type="dxa"/>
+          </w:tcPr>
+          <w:p>
+            <w:r>
+              <w:t>263,564</w:t>
+            </w:r>
+          </w:p>
         </w:tc>
         <w:tc>
           <w:tcPr>
             <w:tcW w:w="1154" w:type="dxa"/>
           </w:tcPr>
-          <w:p/>
+          <w:p>
+            <w:r>
+              <w:t>-0.2516</w:t>
+            </w:r>
+          </w:p>
         </w:tc>
         <w:tc>
           <w:tcPr>
             <w:tcW w:w="1545" w:type="dxa"/>
           </w:tcPr>
-          <w:p/>
+          <w:p>
+            <w:r>
+              <w:t>+12.33</w:t>
+            </w:r>
+          </w:p>
         </w:tc>
         <w:tc>
           <w:tcPr>
             <w:tcW w:w="2060" w:type="dxa"/>
           </w:tcPr>
-          <w:p/>
+          <w:p>
+            <w:r>
+              <w:t>+4.06</w:t>
+            </w:r>
+          </w:p>
         </w:tc>
       </w:tr>
       <w:tr>
@@ -7585,55 +9385,91 @@
           <w:tcPr>
             <w:tcW w:w="1283" w:type="dxa"/>
           </w:tcPr>
-          <w:p/>
+          <w:p>
+            <w:r>
+              <w:t>73.90</w:t>
+            </w:r>
+          </w:p>
         </w:tc>
         <w:tc>
           <w:tcPr>
             <w:tcW w:w="1183" w:type="dxa"/>
           </w:tcPr>
-          <w:p/>
+          <w:p>
+            <w:r>
+              <w:t>8.27</w:t>
+            </w:r>
+          </w:p>
         </w:tc>
         <w:tc>
           <w:tcPr>
             <w:tcW w:w="1207" w:type="dxa"/>
           </w:tcPr>
-          <w:p/>
+          <w:p>
+            <w:r>
+              <w:t>7.72</w:t>
+            </w:r>
+          </w:p>
         </w:tc>
         <w:tc>
           <w:tcPr>
             <w:tcW w:w="1240" w:type="dxa"/>
           </w:tcPr>
-          <w:p/>
-        </w:tc>
-        <w:tc>
-          <w:tcPr>
-            <w:tcW w:w="1390" w:type="dxa"/>
-          </w:tcPr>
-          <w:p/>
-        </w:tc>
-        <w:tc>
-          <w:tcPr>
-            <w:tcW w:w="1390" w:type="dxa"/>
-          </w:tcPr>
-          <w:p/>
+          <w:p>
+            <w:r>
+              <w:t>10.10</w:t>
+            </w:r>
+          </w:p>
+        </w:tc>
+        <w:tc>
+          <w:tcPr>
+            <w:tcW w:w="1390" w:type="dxa"/>
+          </w:tcPr>
+          <w:p>
+            <w:r>
+              <w:t>95,794</w:t>
+            </w:r>
+          </w:p>
+        </w:tc>
+        <w:tc>
+          <w:tcPr>
+            <w:tcW w:w="1390" w:type="dxa"/>
+          </w:tcPr>
+          <w:p>
+            <w:r>
+              <w:t>125,388</w:t>
+            </w:r>
+          </w:p>
         </w:tc>
         <w:tc>
           <w:tcPr>
             <w:tcW w:w="1154" w:type="dxa"/>
           </w:tcPr>
-          <w:p/>
+          <w:p>
+            <w:r>
+              <w:t>0.7167</w:t>
+            </w:r>
+          </w:p>
         </w:tc>
         <w:tc>
           <w:tcPr>
             <w:tcW w:w="1545" w:type="dxa"/>
           </w:tcPr>
-          <w:p/>
+          <w:p>
+            <w:r>
+              <w:t>+48.29</w:t>
+            </w:r>
+          </w:p>
         </w:tc>
         <w:tc>
           <w:tcPr>
             <w:tcW w:w="2060" w:type="dxa"/>
           </w:tcPr>
-          <w:p/>
+          <w:p>
+            <w:r>
+              <w:t>+16.43</w:t>
+            </w:r>
+          </w:p>
         </w:tc>
       </w:tr>
     </w:tbl>
